--- a/Junior Front End Developer.docx
+++ b/Junior Front End Developer.docx
@@ -92,20 +92,7 @@
       <w:pPr>
         <w:pStyle w:val="P1"/>
         <w:rPr>
-          <w:rFonts w:ascii="Times New Roman" w:hAnsi="Times New Roman" w:cs="Times New Roman" w:eastAsiaTheme="minorEastAsia"/>
-          <w:noProof w:val="0"/>
-          <w:color w:val="1D8FFF"/>
-          <w:sz w:val="24"/>
-          <w:szCs w:val="24"/>
-          <w:rtl w:val="0"/>
-          <w:cs w:val="0"/>
-        </w:rPr>
-      </w:pPr>
-      <w:r>
-        <w:rPr>
           <w:rFonts w:cstheme="minorBidi"/>
-          <w:b w:val="1"/>
-          <w:bCs w:val="1"/>
           <w:noProof w:val="0"/>
           <w:color w:val="1D8FFF"/>
           <w:sz w:val="32"/>
@@ -113,6 +100,19 @@
           <w:rtl w:val="0"/>
           <w:cs w:val="0"/>
         </w:rPr>
+      </w:pPr>
+      <w:r>
+        <w:rPr>
+          <w:rFonts w:cstheme="minorBidi"/>
+          <w:b w:val="1"/>
+          <w:bCs w:val="1"/>
+          <w:noProof w:val="0"/>
+          <w:color w:val="1D8FFF"/>
+          <w:sz w:val="32"/>
+          <w:szCs w:val="32"/>
+          <w:rtl w:val="0"/>
+          <w:cs w:val="0"/>
+        </w:rPr>
         <w:t xml:space="preserve">Junior Front-End Developer </w:t>
       </w:r>
     </w:p>
@@ -120,7 +120,7 @@
       <w:pPr>
         <w:pStyle w:val="P1"/>
         <w:rPr>
-          <w:rFonts w:ascii="Times New Roman" w:hAnsi="Times New Roman" w:cs="Times New Roman" w:eastAsiaTheme="minorEastAsia"/>
+          <w:rFonts w:ascii="Roboto" w:hAnsi="Roboto" w:cs="Roboto"/>
           <w:noProof w:val="0"/>
           <w:color w:val="3D3D3D"/>
           <w:sz w:val="24"/>
@@ -131,7 +131,7 @@
       </w:pPr>
       <w:r>
         <w:rPr>
-          <w:rFonts w:ascii="Times New Roman" w:hAnsi="Times New Roman" w:cs="Times New Roman" w:eastAsiaTheme="minorEastAsia"/>
+          <w:rFonts w:ascii="Roboto" w:hAnsi="Roboto" w:cs="Roboto"/>
           <w:b w:val="1"/>
           <w:bCs w:val="1"/>
           <w:noProof w:val="0"/>
@@ -145,7 +145,7 @@
       </w:r>
       <w:r>
         <w:rPr>
-          <w:rFonts w:ascii="Times New Roman" w:hAnsi="Times New Roman" w:cs="Times New Roman" w:eastAsiaTheme="minorEastAsia"/>
+          <w:rFonts w:ascii="Roboto" w:hAnsi="Roboto" w:cs="Roboto"/>
           <w:b w:val="1"/>
           <w:bCs w:val="1"/>
           <w:noProof w:val="0"/>
@@ -163,7 +163,7 @@
       <w:pPr>
         <w:pStyle w:val="P1"/>
         <w:rPr>
-          <w:rFonts w:ascii="Times New Roman" w:hAnsi="Times New Roman" w:cs="Times New Roman" w:eastAsiaTheme="minorEastAsia"/>
+          <w:rFonts w:ascii="Roboto" w:hAnsi="Roboto" w:cs="Roboto"/>
           <w:noProof w:val="0"/>
           <w:color w:val="3D3D3D"/>
           <w:sz w:val="24"/>
@@ -174,7 +174,7 @@
       </w:pPr>
       <w:r>
         <w:rPr>
-          <w:rFonts w:ascii="Times New Roman" w:hAnsi="Times New Roman" w:cs="Times New Roman" w:eastAsiaTheme="minorEastAsia"/>
+          <w:rFonts w:ascii="Roboto" w:hAnsi="Roboto" w:cs="Roboto"/>
           <w:b w:val="1"/>
           <w:bCs w:val="1"/>
           <w:noProof w:val="0"/>
@@ -188,7 +188,7 @@
       </w:r>
       <w:r>
         <w:rPr>
-          <w:rFonts w:ascii="Times New Roman" w:hAnsi="Times New Roman" w:cs="Times New Roman" w:eastAsiaTheme="minorEastAsia"/>
+          <w:rFonts w:ascii="Roboto" w:hAnsi="Roboto" w:cs="Roboto"/>
           <w:b w:val="1"/>
           <w:bCs w:val="1"/>
           <w:noProof w:val="0"/>
@@ -199,11 +199,26 @@
           <w:cs w:val="0"/>
           <w:lang w:val="en-US" w:bidi="en-US" w:eastAsia="en-US"/>
         </w:rPr>
-        <w:t>:</w:t>
-      </w:r>
-      <w:r>
-        <w:rPr>
-          <w:rFonts w:ascii="Times New Roman" w:hAnsi="Times New Roman" w:cs="Times New Roman" w:eastAsiaTheme="minorEastAsia"/>
+        <w:t xml:space="preserve">: </w:t>
+      </w:r>
+    </w:p>
+    <w:p>
+      <w:pPr>
+        <w:pStyle w:val="P1"/>
+        <w:widowControl w:val="0"/>
+        <w:rPr>
+          <w:rFonts w:ascii="Times New Roman" w:hAnsi="Times New Roman" w:cs="Times New Roman" w:eastAsia="Times New Roman"/>
+          <w:b w:val="1"/>
+          <w:noProof w:val="0"/>
+          <w:sz w:val="28"/>
+          <w:szCs w:val="28"/>
+          <w:rtl w:val="0"/>
+          <w:cs w:val="0"/>
+        </w:rPr>
+      </w:pPr>
+      <w:r>
+        <w:rPr>
+          <w:rFonts w:ascii="Roboto" w:hAnsi="Roboto" w:cs="Roboto"/>
           <w:b w:val="1"/>
           <w:bCs w:val="1"/>
           <w:noProof w:val="0"/>
@@ -214,11 +229,11 @@
           <w:cs w:val="0"/>
           <w:lang w:val="en-US" w:bidi="en-US" w:eastAsia="en-US"/>
         </w:rPr>
-        <w:t xml:space="preserve"> https://www.linkedin.com/in/elisabeth-luo-4700884b/</w:t>
-      </w:r>
-      <w:r>
-        <w:rPr>
-          <w:rFonts w:ascii="Times New Roman" w:hAnsi="Times New Roman" w:cs="Times New Roman" w:eastAsiaTheme="minorEastAsia"/>
+        <w:t xml:space="preserve">Tel: </w:t>
+      </w:r>
+      <w:r>
+        <w:rPr>
+          <w:rFonts w:ascii="Roboto" w:hAnsi="Roboto" w:cs="Roboto"/>
           <w:b w:val="1"/>
           <w:bCs w:val="1"/>
           <w:noProof w:val="0"/>
@@ -227,72 +242,27 @@
           <w:szCs w:val="24"/>
           <w:rtl w:val="0"/>
           <w:cs w:val="0"/>
-          <w:lang w:val="en-US" w:bidi="en-US" w:eastAsia="en-US"/>
-        </w:rPr>
-        <w:t xml:space="preserve"> </w:t>
-      </w:r>
-    </w:p>
-    <w:p>
-      <w:pPr>
-        <w:pStyle w:val="P1"/>
-        <w:widowControl w:val="0"/>
-        <w:rPr>
-          <w:rFonts w:ascii="Times New Roman" w:hAnsi="Times New Roman" w:cs="Times New Roman" w:eastAsiaTheme="minorEastAsia"/>
-          <w:b w:val="1"/>
-          <w:noProof w:val="0"/>
+        </w:rPr>
+        <w:t>+1-</w:t>
+      </w:r>
+      <w:r>
+        <w:rPr>
+          <w:rFonts w:ascii="Roboto" w:hAnsi="Roboto" w:cs="Roboto"/>
+          <w:b w:val="1"/>
+          <w:bCs w:val="1"/>
+          <w:noProof w:val="0"/>
+          <w:color w:val="3D3D3D"/>
           <w:sz w:val="24"/>
           <w:szCs w:val="24"/>
           <w:rtl w:val="0"/>
           <w:cs w:val="0"/>
-        </w:rPr>
-      </w:pPr>
-      <w:r>
-        <w:rPr>
-          <w:rFonts w:ascii="Times New Roman" w:hAnsi="Times New Roman" w:cs="Times New Roman" w:eastAsiaTheme="minorEastAsia"/>
-          <w:b w:val="1"/>
-          <w:bCs w:val="1"/>
-          <w:noProof w:val="0"/>
-          <w:color w:val="3D3D3D"/>
-          <w:sz w:val="24"/>
-          <w:szCs w:val="24"/>
-          <w:rtl w:val="0"/>
-          <w:cs w:val="0"/>
-          <w:lang w:val="en-US" w:bidi="en-US" w:eastAsia="en-US"/>
-        </w:rPr>
-        <w:t xml:space="preserve">Tel: </w:t>
-      </w:r>
-      <w:r>
-        <w:rPr>
-          <w:rFonts w:ascii="Times New Roman" w:hAnsi="Times New Roman" w:cs="Times New Roman" w:eastAsiaTheme="minorEastAsia"/>
-          <w:b w:val="1"/>
-          <w:bCs w:val="1"/>
-          <w:noProof w:val="0"/>
-          <w:color w:val="3D3D3D"/>
-          <w:sz w:val="24"/>
-          <w:szCs w:val="24"/>
-          <w:rtl w:val="0"/>
-          <w:cs w:val="0"/>
-        </w:rPr>
-        <w:t>+1-</w:t>
-      </w:r>
-      <w:r>
-        <w:rPr>
-          <w:rFonts w:ascii="Times New Roman" w:hAnsi="Times New Roman" w:cs="Times New Roman" w:eastAsiaTheme="minorEastAsia"/>
-          <w:b w:val="1"/>
-          <w:bCs w:val="1"/>
-          <w:noProof w:val="0"/>
-          <w:color w:val="3D3D3D"/>
-          <w:sz w:val="24"/>
-          <w:szCs w:val="24"/>
-          <w:rtl w:val="0"/>
-          <w:cs w:val="0"/>
           <w:lang w:val="en-US" w:bidi="en-US" w:eastAsia="en-US"/>
         </w:rPr>
         <w:t>(404)432-8638</w:t>
       </w:r>
       <w:r>
         <w:rPr>
-          <w:rFonts w:ascii="Times New Roman" w:hAnsi="Times New Roman" w:cs="Times New Roman" w:eastAsiaTheme="minorEastAsia"/>
+          <w:rFonts w:ascii="Roboto" w:hAnsi="Roboto" w:cs="Roboto"/>
           <w:b w:val="1"/>
           <w:bCs w:val="1"/>
           <w:noProof w:val="0"/>
@@ -382,39 +352,18 @@
       <w:pPr>
         <w:pStyle w:val="P1"/>
         <w:widowControl w:val="0"/>
-        <w:rPr>
-          <w:rFonts w:ascii="Times New Roman" w:hAnsi="Times New Roman" w:cs="Times New Roman"/>
-          <w:noProof w:val="0"/>
-          <w:rtl w:val="0"/>
-          <w:cs w:val="0"/>
-        </w:rPr>
-      </w:pPr>
-      <w:r>
-        <w:rPr>
-          <w:rFonts w:ascii="Times New Roman" w:hAnsi="Times New Roman" w:cs="Times New Roman"/>
-          <w:noProof w:val="0"/>
-          <w:rtl w:val="0"/>
-          <w:cs w:val="0"/>
-        </w:rPr>
+      </w:pPr>
+      <w:r>
         <w:t xml:space="preserve">Entry-level front-end developer with 4 years of experience in maintaining and building web pages. Seeking for new opportunities and challenges that will expand my skill set. Most proud of FreeSlots - an online service I developed in my senior year that lets freelancers and students know which coffee shops have vacant </w:t>
       </w:r>
       <w:r>
         <w:rPr>
-          <w:rFonts w:ascii="Times New Roman" w:hAnsi="Times New Roman" w:cs="Times New Roman"/>
-          <w:noProof w:val="0"/>
-          <w:rtl w:val="0"/>
-          <w:cs w:val="0"/>
+          <w:rtl w:val="0"/>
           <w:lang w:val="en-US" w:bidi="en-US" w:eastAsia="en-US"/>
         </w:rPr>
         <w:t xml:space="preserve"> </w:t>
       </w:r>
       <w:r>
-        <w:rPr>
-          <w:rFonts w:ascii="Times New Roman" w:hAnsi="Times New Roman" w:cs="Times New Roman"/>
-          <w:noProof w:val="0"/>
-          <w:rtl w:val="0"/>
-          <w:cs w:val="0"/>
-        </w:rPr>
         <w:t xml:space="preserve">tables. </w:t>
       </w:r>
     </w:p>
@@ -422,12 +371,6 @@
       <w:pPr>
         <w:pStyle w:val="P1"/>
         <w:widowControl w:val="0"/>
-        <w:rPr>
-          <w:rFonts w:ascii="Times New Roman" w:hAnsi="Times New Roman" w:cs="Times New Roman"/>
-          <w:noProof w:val="0"/>
-          <w:rtl w:val="0"/>
-          <w:cs w:val="0"/>
-        </w:rPr>
       </w:pPr>
     </w:p>
     <w:p>
@@ -465,13 +408,6 @@
       <w:pPr>
         <w:pStyle w:val="P1"/>
         <w:widowControl w:val="0"/>
-        <w:rPr>
-          <w:rFonts w:ascii="Times New Roman" w:hAnsi="Times New Roman" w:cs="Times New Roman"/>
-          <w:noProof w:val="0"/>
-          <w:sz w:val="24"/>
-          <w:rtl w:val="0"/>
-          <w:cs w:val="0"/>
-        </w:rPr>
       </w:pPr>
       <w:bookmarkStart w:id="1" w:name="_dx_frag_StartFragment"/>
       <w:bookmarkEnd w:id="1"/>
@@ -479,48 +415,33 @@
       <w:bookmarkEnd w:id="2"/>
       <w:r>
         <w:rPr>
-          <w:rFonts w:ascii="Times New Roman" w:hAnsi="Times New Roman" w:cs="Times New Roman"/>
-          <w:b w:val="1"/>
-          <w:noProof w:val="0"/>
-          <w:sz w:val="24"/>
-          <w:rtl w:val="0"/>
-          <w:cs w:val="0"/>
-          <w:lang w:val="en-US" w:bidi="en-US" w:eastAsia="en-US"/>
-        </w:rPr>
-        <w:t>Web Technology Certificate</w:t>
-      </w:r>
-      <w:r>
-        <w:rPr>
-          <w:rFonts w:ascii="Times New Roman" w:hAnsi="Times New Roman" w:cs="Times New Roman"/>
-          <w:noProof w:val="0"/>
-          <w:sz w:val="24"/>
-          <w:rtl w:val="0"/>
-          <w:cs w:val="0"/>
-          <w:lang w:val="en-US" w:bidi="en-US" w:eastAsia="en-US"/>
-        </w:rPr>
-        <w:t>, University of Georgia, 2015 - 2020, Athens, GA</w:t>
-      </w:r>
-    </w:p>
-    <w:p>
-      <w:pPr>
-        <w:pStyle w:val="P1"/>
-        <w:widowControl w:val="0"/>
-        <w:rPr>
-          <w:rFonts w:ascii="Times New Roman" w:hAnsi="Times New Roman" w:cs="Times New Roman"/>
-          <w:noProof w:val="0"/>
-          <w:sz w:val="24"/>
-          <w:rtl w:val="0"/>
-          <w:cs w:val="0"/>
-        </w:rPr>
+          <w:b w:val="1"/>
+          <w:noProof w:val="0"/>
+          <w:rtl w:val="0"/>
+          <w:cs w:val="0"/>
+          <w:lang w:val="en-US" w:bidi="en-US" w:eastAsia="en-US"/>
+        </w:rPr>
+        <w:t>Web Technology Certificate,</w:t>
+      </w:r>
+      <w:r>
+        <w:rPr>
+          <w:rtl w:val="0"/>
+          <w:lang w:val="en-US" w:bidi="en-US" w:eastAsia="en-US"/>
+        </w:rPr>
+        <w:t xml:space="preserve"> University of Georgia, 2015 - 2020, Athens, GA</w:t>
+      </w:r>
+    </w:p>
+    <w:p>
+      <w:pPr>
+        <w:pStyle w:val="P1"/>
+        <w:widowControl w:val="0"/>
       </w:pPr>
       <w:bookmarkStart w:id="3" w:name="_dx_frag_StartFragment"/>
       <w:bookmarkEnd w:id="3"/>
       <w:r>
         <w:rPr>
-          <w:rFonts w:ascii="Times New Roman" w:hAnsi="Times New Roman" w:cs="Times New Roman"/>
-          <w:b w:val="1"/>
-          <w:noProof w:val="0"/>
-          <w:sz w:val="24"/>
+          <w:b w:val="1"/>
+          <w:noProof w:val="0"/>
           <w:rtl w:val="0"/>
           <w:cs w:val="0"/>
           <w:lang w:val="en-US" w:bidi="en-US" w:eastAsia="en-US"/>
@@ -529,95 +450,47 @@
       </w:r>
       <w:r>
         <w:rPr>
-          <w:rFonts w:ascii="Times New Roman" w:hAnsi="Times New Roman" w:cs="Times New Roman"/>
-          <w:noProof w:val="0"/>
-          <w:sz w:val="24"/>
-          <w:rtl w:val="0"/>
-          <w:cs w:val="0"/>
+          <w:rtl w:val="0"/>
           <w:lang w:val="en-US" w:bidi="en-US" w:eastAsia="en-US"/>
         </w:rPr>
         <w:t xml:space="preserve">, </w:t>
       </w:r>
       <w:r>
-        <w:rPr>
-          <w:rFonts w:ascii="Times New Roman" w:hAnsi="Times New Roman" w:cs="Times New Roman"/>
-          <w:noProof w:val="0"/>
-          <w:sz w:val="24"/>
-          <w:rtl w:val="0"/>
-          <w:cs w:val="0"/>
-        </w:rPr>
         <w:t xml:space="preserve">University of </w:t>
       </w:r>
       <w:r>
         <w:rPr>
-          <w:rFonts w:ascii="Times New Roman" w:hAnsi="Times New Roman" w:cs="Times New Roman"/>
-          <w:noProof w:val="0"/>
-          <w:sz w:val="24"/>
-          <w:rtl w:val="0"/>
-          <w:cs w:val="0"/>
+          <w:rtl w:val="0"/>
           <w:lang w:val="en-US" w:bidi="en-US" w:eastAsia="en-US"/>
         </w:rPr>
         <w:t>SouthCarolina</w:t>
       </w:r>
       <w:r>
-        <w:rPr>
-          <w:rFonts w:ascii="Times New Roman" w:hAnsi="Times New Roman" w:cs="Times New Roman"/>
-          <w:noProof w:val="0"/>
-          <w:sz w:val="24"/>
-          <w:rtl w:val="0"/>
-          <w:cs w:val="0"/>
-        </w:rPr>
         <w:t xml:space="preserve"> 201</w:t>
       </w:r>
       <w:r>
         <w:rPr>
-          <w:rFonts w:ascii="Times New Roman" w:hAnsi="Times New Roman" w:cs="Times New Roman"/>
-          <w:noProof w:val="0"/>
-          <w:sz w:val="24"/>
-          <w:rtl w:val="0"/>
-          <w:cs w:val="0"/>
+          <w:rtl w:val="0"/>
           <w:lang w:val="en-US" w:bidi="en-US" w:eastAsia="en-US"/>
         </w:rPr>
         <w:t>2</w:t>
       </w:r>
       <w:r>
-        <w:rPr>
-          <w:rFonts w:ascii="Times New Roman" w:hAnsi="Times New Roman" w:cs="Times New Roman"/>
-          <w:noProof w:val="0"/>
-          <w:sz w:val="24"/>
-          <w:rtl w:val="0"/>
-          <w:cs w:val="0"/>
-        </w:rPr>
         <w:t xml:space="preserve"> - 20</w:t>
       </w:r>
       <w:r>
         <w:rPr>
-          <w:rFonts w:ascii="Times New Roman" w:hAnsi="Times New Roman" w:cs="Times New Roman"/>
-          <w:noProof w:val="0"/>
-          <w:sz w:val="24"/>
-          <w:rtl w:val="0"/>
-          <w:cs w:val="0"/>
+          <w:rtl w:val="0"/>
           <w:lang w:val="en-US" w:bidi="en-US" w:eastAsia="en-US"/>
         </w:rPr>
         <w:t>15, Columbia</w:t>
       </w:r>
       <w:r>
-        <w:rPr>
-          <w:rFonts w:ascii="Times New Roman" w:hAnsi="Times New Roman" w:cs="Times New Roman"/>
-          <w:noProof w:val="0"/>
-          <w:sz w:val="24"/>
-          <w:rtl w:val="0"/>
-          <w:cs w:val="0"/>
-        </w:rPr>
         <w:t xml:space="preserve">, </w:t>
       </w:r>
       <w:r>
         <w:rPr>
-          <w:rFonts w:ascii="Times New Roman" w:hAnsi="Times New Roman" w:cs="Times New Roman"/>
-          <w:noProof w:val="0"/>
-          <w:sz w:val="24"/>
-          <w:rtl w:val="0"/>
-          <w:cs w:val="0"/>
+          <w:rtl w:val="0"/>
           <w:lang w:val="en-US" w:bidi="en-US" w:eastAsia="en-US"/>
         </w:rPr>
         <w:t>SC</w:t>
@@ -628,20 +501,14 @@
         <w:pStyle w:val="P1"/>
         <w:widowControl w:val="0"/>
         <w:rPr>
-          <w:rFonts w:ascii="Times New Roman" w:hAnsi="Times New Roman" w:cs="Times New Roman"/>
-          <w:noProof w:val="0"/>
-          <w:sz w:val="24"/>
-          <w:rtl w:val="0"/>
-          <w:cs w:val="0"/>
-          <w:lang w:val="en-US" w:bidi="en-US" w:eastAsia="en-US"/>
-        </w:rPr>
-      </w:pPr>
-      <w:r>
-        <w:rPr>
-          <w:rFonts w:ascii="Times New Roman" w:hAnsi="Times New Roman" w:cs="Times New Roman"/>
-          <w:b w:val="1"/>
-          <w:noProof w:val="0"/>
-          <w:sz w:val="24"/>
+          <w:rtl w:val="0"/>
+          <w:lang w:val="en-US" w:bidi="en-US" w:eastAsia="en-US"/>
+        </w:rPr>
+      </w:pPr>
+      <w:r>
+        <w:rPr>
+          <w:b w:val="1"/>
+          <w:noProof w:val="0"/>
           <w:rtl w:val="0"/>
           <w:cs w:val="0"/>
           <w:lang w:val="en-US" w:bidi="en-US" w:eastAsia="en-US"/>
@@ -650,35 +517,17 @@
       </w:r>
       <w:r>
         <w:rPr>
-          <w:rFonts w:ascii="Times New Roman" w:hAnsi="Times New Roman" w:cs="Times New Roman"/>
-          <w:b w:val="1"/>
-          <w:noProof w:val="0"/>
-          <w:sz w:val="24"/>
-          <w:rtl w:val="0"/>
-          <w:cs w:val="0"/>
-          <w:lang w:val="en-US" w:bidi="en-US" w:eastAsia="en-US"/>
-        </w:rPr>
-        <w:t>a</w:t>
-      </w:r>
-      <w:r>
-        <w:rPr>
-          <w:rFonts w:ascii="Times New Roman" w:hAnsi="Times New Roman" w:cs="Times New Roman"/>
-          <w:b w:val="1"/>
-          <w:noProof w:val="0"/>
-          <w:sz w:val="24"/>
-          <w:rtl w:val="0"/>
-          <w:cs w:val="0"/>
-          <w:lang w:val="en-US" w:bidi="en-US" w:eastAsia="en-US"/>
-        </w:rPr>
-        <w:t>laureate</w:t>
-      </w:r>
-      <w:r>
-        <w:rPr>
-          <w:rFonts w:ascii="Times New Roman" w:hAnsi="Times New Roman" w:cs="Times New Roman"/>
-          <w:noProof w:val="0"/>
-          <w:sz w:val="24"/>
-          <w:rtl w:val="0"/>
-          <w:cs w:val="0"/>
+          <w:b w:val="1"/>
+          <w:noProof w:val="0"/>
+          <w:rtl w:val="0"/>
+          <w:cs w:val="0"/>
+          <w:lang w:val="en-US" w:bidi="en-US" w:eastAsia="en-US"/>
+        </w:rPr>
+        <w:t>alaureate</w:t>
+      </w:r>
+      <w:r>
+        <w:rPr>
+          <w:rtl w:val="0"/>
           <w:lang w:val="en-US" w:bidi="en-US" w:eastAsia="en-US"/>
         </w:rPr>
         <w:t>, Georgia State University, 2010 -2012, Atlanta, GA</w:t>
@@ -687,13 +536,6 @@
     <w:p>
       <w:pPr>
         <w:widowControl w:val="0"/>
-        <w:rPr>
-          <w:rFonts w:ascii="Times New Roman" w:hAnsi="Times New Roman" w:cs="Times New Roman"/>
-          <w:noProof w:val="0"/>
-          <w:sz w:val="24"/>
-          <w:rtl w:val="0"/>
-          <w:cs w:val="0"/>
-        </w:rPr>
       </w:pPr>
       <w:bookmarkStart w:id="4" w:name="_dx_frag_StartFragment"/>
       <w:bookmarkEnd w:id="4"/>
@@ -703,157 +545,76 @@
         <w:pStyle w:val="P1"/>
         <w:widowControl w:val="0"/>
         <w:rPr>
-          <w:rFonts w:ascii="Times New Roman" w:hAnsi="Times New Roman" w:cs="Times New Roman"/>
-          <w:noProof w:val="0"/>
-          <w:sz w:val="24"/>
-          <w:rtl w:val="0"/>
-          <w:cs w:val="0"/>
-          <w:lang w:val="en-US" w:bidi="en-US" w:eastAsia="en-US"/>
-        </w:rPr>
-      </w:pPr>
-      <w:r>
-        <w:rPr>
-          <w:rFonts w:ascii="Times New Roman" w:hAnsi="Times New Roman" w:cs="Times New Roman"/>
-          <w:noProof w:val="0"/>
-          <w:sz w:val="24"/>
-          <w:rtl w:val="0"/>
-          <w:cs w:val="0"/>
-        </w:rPr>
+          <w:rtl w:val="0"/>
+          <w:lang w:val="en-US" w:bidi="en-US" w:eastAsia="en-US"/>
+        </w:rPr>
+      </w:pPr>
+      <w:r>
         <w:t xml:space="preserve">Took extra classes in </w:t>
       </w:r>
       <w:r>
         <w:rPr>
-          <w:rFonts w:ascii="Times New Roman" w:hAnsi="Times New Roman" w:cs="Times New Roman"/>
-          <w:noProof w:val="0"/>
-          <w:sz w:val="24"/>
-          <w:rtl w:val="0"/>
-          <w:cs w:val="0"/>
+          <w:rtl w:val="0"/>
           <w:lang w:val="en-US" w:bidi="en-US" w:eastAsia="en-US"/>
         </w:rPr>
         <w:t xml:space="preserve">Georgia Tech </w:t>
       </w:r>
       <w:r>
-        <w:rPr>
-          <w:rFonts w:ascii="Times New Roman" w:hAnsi="Times New Roman" w:cs="Times New Roman"/>
-          <w:noProof w:val="0"/>
-          <w:sz w:val="24"/>
-          <w:rtl w:val="0"/>
-          <w:cs w:val="0"/>
-        </w:rPr>
         <w:t>Web Development, UX and UI</w:t>
       </w:r>
       <w:r>
         <w:rPr>
-          <w:rFonts w:ascii="Times New Roman" w:hAnsi="Times New Roman" w:cs="Times New Roman"/>
-          <w:noProof w:val="0"/>
-          <w:sz w:val="24"/>
-          <w:rtl w:val="0"/>
-          <w:cs w:val="0"/>
+          <w:rtl w:val="0"/>
           <w:lang w:val="en-US" w:bidi="en-US" w:eastAsia="en-US"/>
         </w:rPr>
         <w:t>. T</w:t>
       </w:r>
       <w:r>
-        <w:rPr>
-          <w:rFonts w:ascii="Times New Roman" w:hAnsi="Times New Roman" w:cs="Times New Roman"/>
-          <w:noProof w:val="0"/>
-          <w:sz w:val="24"/>
-          <w:rtl w:val="0"/>
-          <w:cs w:val="0"/>
-        </w:rPr>
         <w:t xml:space="preserve">eam </w:t>
       </w:r>
       <w:r>
         <w:rPr>
-          <w:rFonts w:ascii="Times New Roman" w:hAnsi="Times New Roman" w:cs="Times New Roman"/>
-          <w:noProof w:val="0"/>
-          <w:sz w:val="24"/>
-          <w:rtl w:val="0"/>
-          <w:cs w:val="0"/>
+          <w:rtl w:val="0"/>
           <w:lang w:val="en-US" w:bidi="en-US" w:eastAsia="en-US"/>
         </w:rPr>
         <w:t xml:space="preserve">at&amp;t developer program </w:t>
       </w:r>
       <w:r>
-        <w:rPr>
-          <w:rFonts w:ascii="Times New Roman" w:hAnsi="Times New Roman" w:cs="Times New Roman"/>
-          <w:noProof w:val="0"/>
-          <w:sz w:val="24"/>
-          <w:rtl w:val="0"/>
-          <w:cs w:val="0"/>
-        </w:rPr>
         <w:t xml:space="preserve">for </w:t>
       </w:r>
       <w:r>
         <w:rPr>
-          <w:rFonts w:ascii="Times New Roman" w:hAnsi="Times New Roman" w:cs="Times New Roman"/>
-          <w:noProof w:val="0"/>
-          <w:sz w:val="24"/>
-          <w:rtl w:val="0"/>
-          <w:cs w:val="0"/>
+          <w:rtl w:val="0"/>
           <w:lang w:val="en-US" w:bidi="en-US" w:eastAsia="en-US"/>
         </w:rPr>
         <w:t>2</w:t>
       </w:r>
       <w:r>
-        <w:rPr>
-          <w:rFonts w:ascii="Times New Roman" w:hAnsi="Times New Roman" w:cs="Times New Roman"/>
-          <w:noProof w:val="0"/>
-          <w:sz w:val="24"/>
-          <w:rtl w:val="0"/>
-          <w:cs w:val="0"/>
-        </w:rPr>
         <w:t xml:space="preserve"> years - won </w:t>
       </w:r>
       <w:r>
         <w:rPr>
-          <w:rFonts w:ascii="Times New Roman" w:hAnsi="Times New Roman" w:cs="Times New Roman"/>
-          <w:noProof w:val="0"/>
-          <w:sz w:val="24"/>
-          <w:rtl w:val="0"/>
-          <w:cs w:val="0"/>
+          <w:rtl w:val="0"/>
           <w:lang w:val="en-US" w:bidi="en-US" w:eastAsia="en-US"/>
         </w:rPr>
         <w:t>1st place intel</w:t>
       </w:r>
       <w:r>
-        <w:rPr>
-          <w:rFonts w:ascii="Times New Roman" w:hAnsi="Times New Roman" w:cs="Times New Roman"/>
-          <w:noProof w:val="0"/>
-          <w:sz w:val="24"/>
-          <w:rtl w:val="0"/>
-          <w:cs w:val="0"/>
-        </w:rPr>
         <w:t xml:space="preserve"> </w:t>
       </w:r>
       <w:r>
         <w:rPr>
-          <w:rFonts w:ascii="Times New Roman" w:hAnsi="Times New Roman" w:cs="Times New Roman"/>
-          <w:noProof w:val="0"/>
-          <w:sz w:val="24"/>
-          <w:rtl w:val="0"/>
-          <w:cs w:val="0"/>
+          <w:rtl w:val="0"/>
           <w:lang w:val="en-US" w:bidi="en-US" w:eastAsia="en-US"/>
         </w:rPr>
         <w:t>and nuance technology</w:t>
       </w:r>
       <w:r>
-        <w:rPr>
-          <w:rFonts w:ascii="Times New Roman" w:hAnsi="Times New Roman" w:cs="Times New Roman"/>
-          <w:noProof w:val="0"/>
-          <w:sz w:val="24"/>
-          <w:rtl w:val="0"/>
-          <w:cs w:val="0"/>
-        </w:rPr>
         <w:t xml:space="preserve"> </w:t>
       </w:r>
       <w:r>
         <w:rPr>
-          <w:rFonts w:ascii="Times New Roman" w:hAnsi="Times New Roman" w:cs="Times New Roman"/>
-          <w:noProof w:val="0"/>
-          <w:sz w:val="24"/>
-          <w:rtl w:val="0"/>
-          <w:cs w:val="0"/>
+          <w:rtl w:val="0"/>
           <w:lang w:val="en-US" w:bidi="en-US" w:eastAsia="en-US"/>
         </w:rPr>
         <w:t xml:space="preserve">IOT mobile app developer </w:t>
@@ -881,7 +642,6 @@
           <w:szCs w:val="28"/>
           <w:rtl w:val="0"/>
           <w:cs w:val="0"/>
-          <w:lang w:val="en-US" w:bidi="en-US" w:eastAsia="en-US"/>
         </w:rPr>
       </w:pPr>
       <w:r>
@@ -922,61 +682,184 @@
         </w:rPr>
         <w:t>:</w:t>
       </w:r>
-    </w:p>
-    <w:p>
-      <w:pPr>
-        <w:pStyle w:val="P1"/>
-        <w:widowControl w:val="0"/>
+      <w:r>
+        <w:rPr>
+          <w:rFonts w:ascii="Times New Roman" w:hAnsi="Times New Roman" w:cs="Times New Roman"/>
+          <w:b w:val="1"/>
+          <w:noProof w:val="0"/>
+          <w:sz w:val="28"/>
+          <w:szCs w:val="28"/>
+          <w:rtl w:val="0"/>
+          <w:cs w:val="0"/>
+        </w:rPr>
+        <w:t xml:space="preserve"> </w:t>
+      </w:r>
+    </w:p>
+    <w:p>
+      <w:pPr>
+        <w:pStyle w:val="P1"/>
+        <w:widowControl w:val="0"/>
+      </w:pPr>
+      <w:r>
+        <w:rPr>
+          <w:rFonts w:ascii="Times New Roman" w:hAnsi="Times New Roman" w:cs="Times New Roman"/>
+          <w:b w:val="1"/>
+          <w:noProof w:val="0"/>
+          <w:rtl w:val="0"/>
+          <w:cs w:val="0"/>
+        </w:rPr>
+        <w:t>Junior Front-End Developer</w:t>
+      </w:r>
+      <w:r>
+        <w:rPr>
+          <w:rFonts w:ascii="Times New Roman" w:hAnsi="Times New Roman" w:cs="Times New Roman"/>
+          <w:b w:val="1"/>
+          <w:noProof w:val="0"/>
+          <w:rtl w:val="0"/>
+          <w:cs w:val="0"/>
+          <w:lang w:val="en-US" w:bidi="en-US" w:eastAsia="en-US"/>
+        </w:rPr>
+        <w:t xml:space="preserve">, </w:t>
+      </w:r>
+      <w:r>
+        <w:rPr>
+          <w:rtl w:val="0"/>
+          <w:lang w:val="en-US" w:bidi="en-US" w:eastAsia="en-US"/>
+        </w:rPr>
+        <w:t>Appen Butler LLC, January</w:t>
+      </w:r>
+      <w:r>
+        <w:t xml:space="preserve"> 20</w:t>
+      </w:r>
+      <w:r>
+        <w:rPr>
+          <w:rtl w:val="0"/>
+          <w:lang w:val="en-US" w:bidi="en-US" w:eastAsia="en-US"/>
+        </w:rPr>
+        <w:t>20</w:t>
+      </w:r>
+      <w:r>
+        <w:t xml:space="preserve"> - Present </w:t>
+      </w:r>
+      <w:r>
+        <w:rPr>
+          <w:rtl w:val="0"/>
+          <w:lang w:val="en-US" w:bidi="en-US" w:eastAsia="en-US"/>
+        </w:rPr>
+        <w:t>2026</w:t>
+      </w:r>
+    </w:p>
+    <w:p>
+      <w:pPr>
+        <w:pStyle w:val="P1"/>
+        <w:widowControl w:val="0"/>
+      </w:pPr>
+      <w:r>
+        <w:t xml:space="preserve">Remotely </w:t>
+      </w:r>
+      <w:r>
+        <w:rPr>
+          <w:rtl w:val="0"/>
+          <w:lang w:val="en-US" w:bidi="en-US" w:eastAsia="en-US"/>
+        </w:rPr>
+        <w:t>paid online study Internet Search Engine Evaluator, SEO. Taking small projects on</w:t>
+      </w:r>
+      <w:r>
+        <w:t xml:space="preserve"> Web Development with React Successfully performing maintenance on the front-end of the platform, which is based on HTML, jQuery and React Optimized UI load times and performanc</w:t>
+      </w:r>
+      <w:r>
+        <w:rPr>
+          <w:rtl w:val="0"/>
+          <w:lang w:val="en-US" w:bidi="en-US" w:eastAsia="en-US"/>
+        </w:rPr>
+        <w:t>e.</w:t>
+      </w:r>
+      <w:r>
+        <w:t xml:space="preserve"> </w:t>
+      </w:r>
+    </w:p>
+    <w:p>
+      <w:pPr>
+        <w:pStyle w:val="P1"/>
+        <w:widowControl w:val="0"/>
+      </w:pPr>
+    </w:p>
+    <w:p>
+      <w:pPr>
+        <w:pStyle w:val="P1"/>
+        <w:widowControl w:val="0"/>
+      </w:pPr>
+    </w:p>
+    <w:p>
+      <w:pPr>
+        <w:pStyle w:val="P1"/>
+        <w:widowControl w:val="0"/>
+        <w:rPr>
+          <w:rtl w:val="0"/>
+          <w:lang w:val="en-US" w:bidi="en-US" w:eastAsia="en-US"/>
+        </w:rPr>
+      </w:pPr>
+      <w:r>
+        <w:rPr>
+          <w:rFonts w:ascii="Times New Roman" w:hAnsi="Times New Roman" w:cs="Times New Roman"/>
+          <w:b w:val="1"/>
+          <w:noProof w:val="0"/>
+          <w:rtl w:val="0"/>
+          <w:cs w:val="0"/>
+          <w:lang w:val="en-US" w:bidi="en-US" w:eastAsia="en-US"/>
+        </w:rPr>
+        <w:t>Data Center Technician</w:t>
+      </w:r>
+      <w:r>
+        <w:rPr>
+          <w:rtl w:val="0"/>
+          <w:lang w:val="en-US" w:bidi="en-US" w:eastAsia="en-US"/>
+        </w:rPr>
+        <w:t>, Asiancom America Inc. 2025 Project</w:t>
+      </w:r>
+      <w:r>
+        <w:t xml:space="preserve"> </w:t>
+      </w:r>
+      <w:r>
+        <w:rPr>
+          <w:rtl w:val="0"/>
+          <w:lang w:val="en-US" w:bidi="en-US" w:eastAsia="en-US"/>
+        </w:rPr>
+        <w:t>Atlanta</w:t>
+      </w:r>
+      <w:r>
+        <w:t xml:space="preserve">, </w:t>
+      </w:r>
+      <w:r>
+        <w:rPr>
+          <w:rtl w:val="0"/>
+          <w:lang w:val="en-US" w:bidi="en-US" w:eastAsia="en-US"/>
+        </w:rPr>
+        <w:t>GA</w:t>
+      </w:r>
+      <w:bookmarkStart w:id="5" w:name="_dx_frag_EndFragment"/>
+      <w:bookmarkEnd w:id="5"/>
+    </w:p>
+    <w:p>
+      <w:pPr>
+        <w:spacing w:lineRule="auto" w:line="240" w:before="0" w:after="0" w:beforeAutospacing="0" w:afterAutospacing="0"/>
+        <w:ind w:firstLine="0" w:left="0" w:right="0"/>
+        <w:jc w:val="left"/>
         <w:rPr>
           <w:rFonts w:ascii="Times New Roman" w:hAnsi="Times New Roman" w:cs="Times New Roman" w:eastAsiaTheme="minorEastAsia"/>
           <w:b w:val="0"/>
           <w:noProof w:val="0"/>
+          <w:color w:val="auto"/>
           <w:sz w:val="24"/>
           <w:szCs w:val="24"/>
-          <w:rtl w:val="0"/>
-          <w:cs w:val="0"/>
-          <w:lang w:val="en-US" w:bidi="en-US" w:eastAsia="en-US"/>
-        </w:rPr>
-      </w:pPr>
-      <w:r>
-        <w:rPr>
-          <w:rFonts w:ascii="Times New Roman" w:hAnsi="Times New Roman" w:cs="Times New Roman"/>
-          <w:b w:val="1"/>
-          <w:noProof w:val="0"/>
-          <w:sz w:val="24"/>
-          <w:szCs w:val="24"/>
-          <w:rtl w:val="0"/>
-          <w:cs w:val="0"/>
-          <w:lang w:val="en-US" w:bidi="en-US" w:eastAsia="en-US"/>
-        </w:rPr>
-        <w:t>Technical Writer</w:t>
-      </w:r>
-      <w:r>
-        <w:rPr>
-          <w:rFonts w:ascii="Times New Roman" w:hAnsi="Times New Roman" w:cs="Times New Roman"/>
-          <w:b w:val="1"/>
-          <w:noProof w:val="0"/>
-          <w:sz w:val="24"/>
-          <w:szCs w:val="24"/>
-          <w:rtl w:val="0"/>
-          <w:cs w:val="0"/>
-          <w:lang w:val="en-US" w:bidi="en-US" w:eastAsia="en-US"/>
-        </w:rPr>
-        <w:t>,</w:t>
-      </w:r>
-      <w:r>
-        <w:rPr>
-          <w:rFonts w:ascii="Times New Roman" w:hAnsi="Times New Roman" w:cs="Times New Roman"/>
-          <w:b w:val="1"/>
-          <w:noProof w:val="0"/>
-          <w:sz w:val="24"/>
-          <w:szCs w:val="24"/>
-          <w:rtl w:val="0"/>
-          <w:cs w:val="0"/>
-          <w:lang w:val="en-US" w:bidi="en-US" w:eastAsia="en-US"/>
-        </w:rPr>
-        <w:t xml:space="preserve"> </w:t>
-      </w:r>
+          <w:shd w:val="clear" w:color="auto" w:fill="auto"/>
+          <w:vertAlign w:val="baseline"/>
+          <w:rtl w:val="0"/>
+          <w:cs w:val="0"/>
+          <w:spacing w:val="0"/>
+          <w:position w:val="0"/>
+        </w:rPr>
+      </w:pPr>
       <w:r>
         <w:rPr>
           <w:rFonts w:ascii="Times New Roman" w:hAnsi="Times New Roman" w:cs="Times New Roman" w:eastAsiaTheme="minorEastAsia"/>
@@ -984,1032 +867,174 @@
           <w:noProof w:val="0"/>
           <w:sz w:val="24"/>
           <w:szCs w:val="24"/>
-          <w:rtl w:val="0"/>
-          <w:cs w:val="0"/>
-          <w:lang w:val="en-US" w:bidi="en-US" w:eastAsia="en-US"/>
-        </w:rPr>
-        <w:t>Outlier AI</w:t>
+          <w:vertAlign w:val="baseline"/>
+          <w:rtl w:val="0"/>
+          <w:cs w:val="0"/>
+          <w:lang w:val="en-US" w:bidi="en-US" w:eastAsia="en-US"/>
+        </w:rPr>
+        <w:t xml:space="preserve">Working in a data center as a cable technician, </w:t>
       </w:r>
       <w:r>
         <w:rPr>
           <w:rFonts w:ascii="Times New Roman" w:hAnsi="Times New Roman" w:cs="Times New Roman" w:eastAsiaTheme="minorEastAsia"/>
           <w:b w:val="0"/>
           <w:noProof w:val="0"/>
+          <w:color w:val="auto"/>
           <w:sz w:val="24"/>
           <w:szCs w:val="24"/>
-          <w:rtl w:val="0"/>
-          <w:cs w:val="0"/>
-          <w:lang w:val="en-US" w:bidi="en-US" w:eastAsia="en-US"/>
-        </w:rPr>
-        <w:t>, October 2025 - Present 2026</w:t>
-      </w:r>
-    </w:p>
-    <w:p>
-      <w:pPr>
-        <w:pStyle w:val="P1"/>
-        <w:widowControl w:val="0"/>
+          <w:shd w:val="clear" w:color="auto" w:fill="auto"/>
+          <w:vertAlign w:val="baseline"/>
+          <w:rtl w:val="0"/>
+          <w:cs w:val="0"/>
+          <w:spacing w:val="0"/>
+          <w:position w:val="0"/>
+        </w:rPr>
+        <w:t>Run and organize network cables within and between data center racks;</w:t>
+      </w:r>
+      <w:r>
         <w:rPr>
           <w:rFonts w:ascii="Times New Roman" w:hAnsi="Times New Roman" w:cs="Times New Roman" w:eastAsiaTheme="minorEastAsia"/>
           <w:b w:val="0"/>
           <w:noProof w:val="0"/>
+          <w:color w:val="auto"/>
           <w:sz w:val="24"/>
           <w:szCs w:val="24"/>
-          <w:rtl w:val="0"/>
-          <w:cs w:val="0"/>
-          <w:lang w:val="en-US" w:bidi="en-US" w:eastAsia="en-US"/>
-        </w:rPr>
-      </w:pPr>
-      <w:bookmarkStart w:id="5" w:name="_dx_frag_StartFragment"/>
-      <w:bookmarkEnd w:id="5"/>
+          <w:shd w:val="clear" w:color="auto" w:fill="auto"/>
+          <w:vertAlign w:val="baseline"/>
+          <w:rtl w:val="0"/>
+          <w:cs w:val="0"/>
+          <w:spacing w:val="0"/>
+          <w:position w:val="0"/>
+          <w:lang w:val="en-US" w:bidi="en-US" w:eastAsia="en-US"/>
+        </w:rPr>
+        <w:t xml:space="preserve"> </w:t>
+      </w:r>
       <w:r>
         <w:rPr>
           <w:rFonts w:ascii="Times New Roman" w:hAnsi="Times New Roman" w:cs="Times New Roman" w:eastAsiaTheme="minorEastAsia"/>
           <w:b w:val="0"/>
-          <w:i w:val="0"/>
-          <w:noProof w:val="0"/>
-          <w:vanish w:val="0"/>
-          <w:sz w:val="24"/>
-          <w:szCs w:val="21"/>
-          <w:shd w:val="clear" w:color="auto" w:fill="FFFFFF"/>
-          <w:rtl w:val="0"/>
-          <w:cs w:val="0"/>
-        </w:rPr>
-        <w:t xml:space="preserve">Writing online presentation document for </w:t>
-      </w:r>
-      <w:r>
+          <w:noProof w:val="0"/>
+          <w:color w:val="auto"/>
+          <w:sz w:val="24"/>
+          <w:szCs w:val="24"/>
+          <w:shd w:val="clear" w:color="auto" w:fill="auto"/>
+          <w:vertAlign w:val="baseline"/>
+          <w:rtl w:val="0"/>
+          <w:cs w:val="0"/>
+          <w:spacing w:val="0"/>
+          <w:position w:val="0"/>
+        </w:rPr>
+        <w:t>Identify and handle different types of network cables;</w:t>
+      </w:r>
+    </w:p>
+    <w:p>
+      <w:pPr>
+        <w:spacing w:lineRule="auto" w:line="240" w:before="0" w:after="0" w:beforeAutospacing="0" w:afterAutospacing="0"/>
+        <w:ind w:firstLine="0" w:left="0" w:right="0"/>
+        <w:jc w:val="left"/>
         <w:rPr>
           <w:rFonts w:ascii="Times New Roman" w:hAnsi="Times New Roman" w:cs="Times New Roman" w:eastAsiaTheme="minorEastAsia"/>
           <w:b w:val="0"/>
-          <w:i w:val="0"/>
-          <w:noProof w:val="0"/>
-          <w:vanish w:val="0"/>
-          <w:sz w:val="24"/>
-          <w:szCs w:val="21"/>
-          <w:shd w:val="clear" w:color="auto" w:fill="FFFFFF"/>
-          <w:rtl w:val="0"/>
-          <w:cs w:val="0"/>
-          <w:lang w:val="en-US" w:bidi="en-US" w:eastAsia="en-US"/>
-        </w:rPr>
-        <w:t xml:space="preserve">sodtware </w:t>
-      </w:r>
+          <w:noProof w:val="0"/>
+          <w:color w:val="auto"/>
+          <w:sz w:val="24"/>
+          <w:szCs w:val="24"/>
+          <w:shd w:val="clear" w:color="auto" w:fill="auto"/>
+          <w:vertAlign w:val="baseline"/>
+          <w:rtl w:val="0"/>
+          <w:cs w:val="0"/>
+          <w:spacing w:val="0"/>
+          <w:position w:val="0"/>
+        </w:rPr>
+      </w:pPr>
       <w:r>
         <w:rPr>
           <w:rFonts w:ascii="Times New Roman" w:hAnsi="Times New Roman" w:cs="Times New Roman" w:eastAsiaTheme="minorEastAsia"/>
           <w:b w:val="0"/>
-          <w:i w:val="0"/>
-          <w:noProof w:val="0"/>
-          <w:vanish w:val="0"/>
-          <w:sz w:val="24"/>
-          <w:szCs w:val="21"/>
-          <w:shd w:val="clear" w:color="auto" w:fill="FFFFFF"/>
-          <w:rtl w:val="0"/>
-          <w:cs w:val="0"/>
-          <w:lang w:val="en-US" w:bidi="en-US" w:eastAsia="en-US"/>
-        </w:rPr>
-        <w:t>compan</w:t>
-      </w:r>
-      <w:r>
-        <w:rPr>
-          <w:rFonts w:ascii="Times New Roman" w:hAnsi="Times New Roman" w:cs="Times New Roman" w:eastAsiaTheme="minorEastAsia"/>
-          <w:b w:val="0"/>
-          <w:i w:val="0"/>
-          <w:noProof w:val="0"/>
-          <w:vanish w:val="0"/>
-          <w:sz w:val="24"/>
-          <w:szCs w:val="21"/>
-          <w:shd w:val="clear" w:color="auto" w:fill="FFFFFF"/>
-          <w:rtl w:val="0"/>
-          <w:cs w:val="0"/>
-          <w:lang w:val="en-US" w:bidi="en-US" w:eastAsia="en-US"/>
-        </w:rPr>
-        <w:t>y</w:t>
-      </w:r>
-      <w:r>
-        <w:rPr>
-          <w:rFonts w:ascii="Times New Roman" w:hAnsi="Times New Roman" w:cs="Times New Roman" w:eastAsiaTheme="minorEastAsia"/>
-          <w:b w:val="0"/>
-          <w:i w:val="0"/>
-          <w:noProof w:val="0"/>
-          <w:vanish w:val="0"/>
-          <w:sz w:val="24"/>
-          <w:szCs w:val="21"/>
-          <w:shd w:val="clear" w:color="auto" w:fill="FFFFFF"/>
-          <w:rtl w:val="0"/>
-          <w:cs w:val="0"/>
-        </w:rPr>
-        <w:t>,</w:t>
-      </w:r>
-      <w:r>
-        <w:rPr>
-          <w:rFonts w:ascii="Times New Roman" w:hAnsi="Times New Roman" w:cs="Times New Roman" w:eastAsiaTheme="minorEastAsia"/>
-          <w:b w:val="0"/>
-          <w:i w:val="0"/>
-          <w:noProof w:val="0"/>
-          <w:vanish w:val="0"/>
-          <w:sz w:val="24"/>
-          <w:szCs w:val="21"/>
-          <w:shd w:val="clear" w:color="auto" w:fill="FFFFFF"/>
-          <w:rtl w:val="0"/>
-          <w:cs w:val="0"/>
-          <w:lang w:val="en-US" w:bidi="en-US" w:eastAsia="en-US"/>
-        </w:rPr>
-        <w:t xml:space="preserve"> such as IBM Waterson, Adobe </w:t>
-      </w:r>
-      <w:r>
-        <w:rPr>
-          <w:rFonts w:ascii="Times New Roman" w:hAnsi="Times New Roman" w:cs="Times New Roman" w:eastAsiaTheme="minorEastAsia"/>
-          <w:b w:val="0"/>
-          <w:i w:val="0"/>
-          <w:noProof w:val="0"/>
-          <w:vanish w:val="0"/>
-          <w:sz w:val="24"/>
-          <w:szCs w:val="21"/>
-          <w:shd w:val="clear" w:color="auto" w:fill="FFFFFF"/>
-          <w:rtl w:val="0"/>
-          <w:cs w:val="0"/>
-        </w:rPr>
-        <w:t xml:space="preserve"> </w:t>
-      </w:r>
-      <w:r>
-        <w:rPr>
-          <w:rFonts w:ascii="Times New Roman" w:hAnsi="Times New Roman" w:cs="Times New Roman" w:eastAsiaTheme="minorEastAsia"/>
-          <w:b w:val="0"/>
-          <w:i w:val="0"/>
-          <w:noProof w:val="0"/>
-          <w:vanish w:val="0"/>
-          <w:sz w:val="24"/>
-          <w:szCs w:val="21"/>
-          <w:shd w:val="clear" w:color="auto" w:fill="FFFFFF"/>
-          <w:rtl w:val="0"/>
-          <w:cs w:val="0"/>
-          <w:lang w:val="en-US" w:bidi="en-US" w:eastAsia="en-US"/>
-        </w:rPr>
-        <w:t>Acrabat, G</w:t>
-      </w:r>
-      <w:r>
-        <w:rPr>
-          <w:rFonts w:ascii="Times New Roman" w:hAnsi="Times New Roman" w:cs="Times New Roman" w:eastAsiaTheme="minorEastAsia"/>
-          <w:b w:val="0"/>
-          <w:i w:val="0"/>
-          <w:noProof w:val="0"/>
-          <w:vanish w:val="0"/>
-          <w:sz w:val="24"/>
-          <w:szCs w:val="21"/>
-          <w:shd w:val="clear" w:color="auto" w:fill="FFFFFF"/>
-          <w:rtl w:val="0"/>
-          <w:cs w:val="0"/>
-          <w:lang w:val="en-US" w:bidi="en-US" w:eastAsia="en-US"/>
-        </w:rPr>
-        <w:t xml:space="preserve">oogle Workspace, </w:t>
-      </w:r>
-      <w:r>
-        <w:rPr>
-          <w:rFonts w:ascii="Times New Roman" w:hAnsi="Times New Roman" w:cs="Times New Roman" w:eastAsiaTheme="minorEastAsia"/>
-          <w:b w:val="0"/>
-          <w:i w:val="0"/>
-          <w:noProof w:val="0"/>
-          <w:vanish w:val="0"/>
-          <w:sz w:val="24"/>
-          <w:szCs w:val="21"/>
-          <w:shd w:val="clear" w:color="auto" w:fill="FFFFFF"/>
-          <w:rtl w:val="0"/>
-          <w:cs w:val="0"/>
-          <w:lang w:val="en-US" w:bidi="en-US" w:eastAsia="en-US"/>
-        </w:rPr>
-        <w:t>analysis lo</w:t>
-      </w:r>
-      <w:r>
-        <w:rPr>
-          <w:rFonts w:ascii="Times New Roman" w:hAnsi="Times New Roman" w:cs="Times New Roman" w:eastAsiaTheme="minorEastAsia"/>
-          <w:b w:val="0"/>
-          <w:i w:val="0"/>
-          <w:noProof w:val="0"/>
-          <w:vanish w:val="0"/>
-          <w:sz w:val="24"/>
-          <w:szCs w:val="21"/>
-          <w:shd w:val="clear" w:color="auto" w:fill="FFFFFF"/>
-          <w:rtl w:val="0"/>
-          <w:cs w:val="0"/>
-          <w:lang w:val="en-US" w:bidi="en-US" w:eastAsia="en-US"/>
-        </w:rPr>
-        <w:t>c</w:t>
-      </w:r>
-      <w:r>
-        <w:rPr>
-          <w:rFonts w:ascii="Times New Roman" w:hAnsi="Times New Roman" w:cs="Times New Roman" w:eastAsiaTheme="minorEastAsia"/>
-          <w:b w:val="0"/>
-          <w:i w:val="0"/>
-          <w:noProof w:val="0"/>
-          <w:vanish w:val="0"/>
-          <w:sz w:val="24"/>
-          <w:szCs w:val="21"/>
-          <w:shd w:val="clear" w:color="auto" w:fill="FFFFFF"/>
-          <w:rtl w:val="0"/>
-          <w:cs w:val="0"/>
-          <w:lang w:val="en-US" w:bidi="en-US" w:eastAsia="en-US"/>
-        </w:rPr>
-        <w:t>al</w:t>
-      </w:r>
-      <w:r>
-        <w:rPr>
-          <w:rFonts w:ascii="Times New Roman" w:hAnsi="Times New Roman" w:cs="Times New Roman" w:eastAsiaTheme="minorEastAsia"/>
-          <w:b w:val="0"/>
-          <w:i w:val="0"/>
-          <w:noProof w:val="0"/>
-          <w:vanish w:val="0"/>
-          <w:sz w:val="24"/>
-          <w:szCs w:val="21"/>
-          <w:shd w:val="clear" w:color="auto" w:fill="FFFFFF"/>
-          <w:rtl w:val="0"/>
-          <w:cs w:val="0"/>
-          <w:lang w:val="en-US" w:bidi="en-US" w:eastAsia="en-US"/>
-        </w:rPr>
-        <w:t xml:space="preserve"> business website UI design</w:t>
-      </w:r>
-      <w:r>
-        <w:rPr>
-          <w:rFonts w:ascii="Times New Roman" w:hAnsi="Times New Roman" w:cs="Times New Roman" w:eastAsiaTheme="minorEastAsia"/>
-          <w:b w:val="0"/>
-          <w:i w:val="0"/>
-          <w:noProof w:val="0"/>
-          <w:vanish w:val="0"/>
-          <w:sz w:val="24"/>
-          <w:szCs w:val="21"/>
-          <w:shd w:val="clear" w:color="auto" w:fill="FFFFFF"/>
-          <w:rtl w:val="0"/>
-          <w:cs w:val="0"/>
-        </w:rPr>
-        <w:t xml:space="preserve">, </w:t>
-      </w:r>
-      <w:bookmarkStart w:id="6" w:name="_dx_frag_EndFragment"/>
-      <w:bookmarkEnd w:id="6"/>
-      <w:r>
-        <w:rPr>
-          <w:rFonts w:ascii="Times New Roman" w:hAnsi="Times New Roman" w:cs="Times New Roman" w:eastAsiaTheme="minorEastAsia"/>
-          <w:b w:val="0"/>
-          <w:i w:val="0"/>
-          <w:noProof w:val="0"/>
-          <w:vanish w:val="0"/>
-          <w:sz w:val="24"/>
-          <w:szCs w:val="21"/>
-          <w:shd w:val="clear" w:color="auto" w:fill="FFFFFF"/>
-          <w:rtl w:val="0"/>
-          <w:cs w:val="0"/>
-          <w:lang w:val="en-US" w:bidi="en-US" w:eastAsia="en-US"/>
-        </w:rPr>
-        <w:t>landing pages design.</w:t>
-      </w:r>
-    </w:p>
-    <w:p>
-      <w:pPr>
-        <w:pStyle w:val="P1"/>
-        <w:widowControl w:val="0"/>
+          <w:noProof w:val="0"/>
+          <w:color w:val="auto"/>
+          <w:sz w:val="24"/>
+          <w:szCs w:val="24"/>
+          <w:shd w:val="clear" w:color="auto" w:fill="auto"/>
+          <w:vertAlign w:val="baseline"/>
+          <w:rtl w:val="0"/>
+          <w:cs w:val="0"/>
+          <w:spacing w:val="0"/>
+          <w:position w:val="0"/>
+        </w:rPr>
+        <w:t>Keep the work environment clean and organized.</w:t>
+      </w:r>
+    </w:p>
+    <w:p>
+      <w:pPr>
+        <w:pStyle w:val="P1"/>
+        <w:widowControl w:val="0"/>
+        <w:rPr>
+          <w:rtl w:val="0"/>
+          <w:lang w:val="en-US" w:bidi="en-US" w:eastAsia="en-US"/>
+        </w:rPr>
+      </w:pPr>
+    </w:p>
+    <w:p>
+      <w:pPr>
+        <w:pStyle w:val="P1"/>
+        <w:widowControl w:val="0"/>
+        <w:rPr>
+          <w:rtl w:val="0"/>
+          <w:lang w:val="en-US" w:bidi="en-US" w:eastAsia="en-US"/>
+        </w:rPr>
+      </w:pPr>
+    </w:p>
+    <w:p>
+      <w:pPr>
+        <w:pStyle w:val="P1"/>
+        <w:widowControl w:val="0"/>
+        <w:rPr>
+          <w:rtl w:val="0"/>
+          <w:lang w:val="en-US" w:bidi="en-US" w:eastAsia="en-US"/>
+        </w:rPr>
+      </w:pPr>
+      <w:r>
         <w:rPr>
           <w:rFonts w:ascii="Times New Roman" w:hAnsi="Times New Roman" w:cs="Times New Roman"/>
           <w:b w:val="1"/>
           <w:noProof w:val="0"/>
-          <w:sz w:val="28"/>
-          <w:szCs w:val="28"/>
-          <w:rtl w:val="0"/>
-          <w:cs w:val="0"/>
-        </w:rPr>
-      </w:pPr>
-      <w:r>
+          <w:rtl w:val="0"/>
+          <w:cs w:val="0"/>
+          <w:lang w:val="en-US" w:bidi="en-US" w:eastAsia="en-US"/>
+        </w:rPr>
+        <w:t>Data Network</w:t>
+      </w:r>
+      <w:r>
+        <w:rPr>
+          <w:rtl w:val="0"/>
+          <w:lang w:val="en-US" w:bidi="en-US" w:eastAsia="en-US"/>
+        </w:rPr>
+        <w:t>, Bellsouth Universal Telecom LLC, 2024, Atlanta, GA</w:t>
+      </w:r>
+    </w:p>
+    <w:p>
+      <w:pPr>
+        <w:pStyle w:val="P1"/>
+        <w:widowControl w:val="0"/>
         <w:rPr>
           <w:rFonts w:ascii="Times New Roman" w:hAnsi="Times New Roman" w:cs="Times New Roman"/>
-          <w:b w:val="1"/>
-          <w:noProof w:val="0"/>
-          <w:sz w:val="28"/>
-          <w:szCs w:val="28"/>
-          <w:rtl w:val="0"/>
-          <w:cs w:val="0"/>
-        </w:rPr>
-        <w:t xml:space="preserve"> </w:t>
-      </w:r>
-    </w:p>
-    <w:p>
-      <w:pPr>
-        <w:pStyle w:val="P1"/>
-        <w:widowControl w:val="0"/>
+          <w:noProof w:val="0"/>
+          <w:rtl w:val="0"/>
+          <w:cs w:val="0"/>
+          <w:lang w:val="en-US" w:bidi="en-US" w:eastAsia="en-US"/>
+        </w:rPr>
+      </w:pPr>
+      <w:r>
         <w:rPr>
           <w:rFonts w:ascii="Times New Roman" w:hAnsi="Times New Roman" w:cs="Times New Roman"/>
           <w:noProof w:val="0"/>
           <w:rtl w:val="0"/>
           <w:cs w:val="0"/>
-        </w:rPr>
-      </w:pPr>
-      <w:r>
-        <w:rPr>
-          <w:rFonts w:ascii="Times New Roman" w:hAnsi="Times New Roman" w:cs="Times New Roman"/>
-          <w:b w:val="1"/>
-          <w:noProof w:val="0"/>
-          <w:sz w:val="24"/>
-          <w:szCs w:val="24"/>
-          <w:rtl w:val="0"/>
-          <w:cs w:val="0"/>
-        </w:rPr>
-        <w:t>Junior Front-End Developer</w:t>
-      </w:r>
-      <w:r>
-        <w:rPr>
-          <w:rFonts w:ascii="Times New Roman" w:hAnsi="Times New Roman" w:cs="Times New Roman"/>
-          <w:b w:val="1"/>
-          <w:noProof w:val="0"/>
-          <w:rtl w:val="0"/>
-          <w:cs w:val="0"/>
-          <w:lang w:val="en-US" w:bidi="en-US" w:eastAsia="en-US"/>
-        </w:rPr>
-        <w:t xml:space="preserve">, </w:t>
-      </w:r>
-      <w:r>
-        <w:rPr>
-          <w:rFonts w:ascii="Times New Roman" w:hAnsi="Times New Roman" w:cs="Times New Roman"/>
-          <w:noProof w:val="0"/>
-          <w:rtl w:val="0"/>
-          <w:cs w:val="0"/>
-          <w:lang w:val="en-US" w:bidi="en-US" w:eastAsia="en-US"/>
-        </w:rPr>
-        <w:t>Appen Butler LLC, January</w:t>
-      </w:r>
-      <w:r>
-        <w:rPr>
-          <w:rFonts w:ascii="Times New Roman" w:hAnsi="Times New Roman" w:cs="Times New Roman"/>
-          <w:noProof w:val="0"/>
-          <w:rtl w:val="0"/>
-          <w:cs w:val="0"/>
-        </w:rPr>
-        <w:t xml:space="preserve"> 20</w:t>
-      </w:r>
-      <w:r>
-        <w:rPr>
-          <w:rFonts w:ascii="Times New Roman" w:hAnsi="Times New Roman" w:cs="Times New Roman"/>
-          <w:noProof w:val="0"/>
-          <w:rtl w:val="0"/>
-          <w:cs w:val="0"/>
-          <w:lang w:val="en-US" w:bidi="en-US" w:eastAsia="en-US"/>
-        </w:rPr>
-        <w:t>18</w:t>
-      </w:r>
-      <w:r>
-        <w:rPr>
-          <w:rFonts w:ascii="Times New Roman" w:hAnsi="Times New Roman" w:cs="Times New Roman"/>
-          <w:noProof w:val="0"/>
-          <w:rtl w:val="0"/>
-          <w:cs w:val="0"/>
-        </w:rPr>
-        <w:t xml:space="preserve"> - </w:t>
-      </w:r>
-      <w:r>
-        <w:rPr>
-          <w:rFonts w:ascii="Times New Roman" w:hAnsi="Times New Roman" w:cs="Times New Roman"/>
-          <w:noProof w:val="0"/>
-          <w:rtl w:val="0"/>
-          <w:cs w:val="0"/>
-          <w:lang w:val="en-US" w:bidi="en-US" w:eastAsia="en-US"/>
-        </w:rPr>
-        <w:t>December</w:t>
-      </w:r>
-      <w:r>
-        <w:rPr>
-          <w:rFonts w:ascii="Times New Roman" w:hAnsi="Times New Roman" w:cs="Times New Roman"/>
-          <w:noProof w:val="0"/>
-          <w:rtl w:val="0"/>
-          <w:cs w:val="0"/>
-        </w:rPr>
-        <w:t xml:space="preserve"> </w:t>
-      </w:r>
-      <w:r>
-        <w:rPr>
-          <w:rFonts w:ascii="Times New Roman" w:hAnsi="Times New Roman" w:cs="Times New Roman"/>
-          <w:noProof w:val="0"/>
-          <w:rtl w:val="0"/>
-          <w:cs w:val="0"/>
-          <w:lang w:val="en-US" w:bidi="en-US" w:eastAsia="en-US"/>
-        </w:rPr>
-        <w:t>2026</w:t>
-      </w:r>
-    </w:p>
-    <w:p>
-      <w:pPr>
-        <w:pStyle w:val="P1"/>
-        <w:widowControl w:val="0"/>
-        <w:rPr>
-          <w:rFonts w:ascii="Times New Roman" w:hAnsi="Times New Roman" w:cs="Times New Roman"/>
-          <w:noProof w:val="0"/>
-          <w:rtl w:val="0"/>
-          <w:cs w:val="0"/>
-        </w:rPr>
-      </w:pPr>
-      <w:r>
-        <w:rPr>
-          <w:rFonts w:ascii="Times New Roman" w:hAnsi="Times New Roman" w:cs="Times New Roman"/>
-          <w:noProof w:val="0"/>
-          <w:rtl w:val="0"/>
-          <w:cs w:val="0"/>
-        </w:rPr>
-        <w:t xml:space="preserve">Remotely </w:t>
-      </w:r>
-      <w:r>
-        <w:rPr>
-          <w:rFonts w:ascii="Times New Roman" w:hAnsi="Times New Roman" w:cs="Times New Roman"/>
-          <w:noProof w:val="0"/>
-          <w:rtl w:val="0"/>
-          <w:cs w:val="0"/>
-          <w:lang w:val="en-US" w:bidi="en-US" w:eastAsia="en-US"/>
-        </w:rPr>
-        <w:t>paid online study Internet Search Engine Evaluator, SEO. Taking small projects on</w:t>
-      </w:r>
-      <w:r>
-        <w:rPr>
-          <w:rFonts w:ascii="Times New Roman" w:hAnsi="Times New Roman" w:cs="Times New Roman"/>
-          <w:noProof w:val="0"/>
-          <w:rtl w:val="0"/>
-          <w:cs w:val="0"/>
-        </w:rPr>
-        <w:t xml:space="preserve"> Web Development with React Successfully performing maintenance on the front-end of the platform, which is based on HTML, jQuery and React Optimized UI load times and performanc</w:t>
-      </w:r>
-      <w:r>
-        <w:rPr>
-          <w:rFonts w:ascii="Times New Roman" w:hAnsi="Times New Roman" w:cs="Times New Roman"/>
-          <w:noProof w:val="0"/>
-          <w:rtl w:val="0"/>
-          <w:cs w:val="0"/>
-          <w:lang w:val="en-US" w:bidi="en-US" w:eastAsia="en-US"/>
-        </w:rPr>
-        <w:t>e.</w:t>
-      </w:r>
-      <w:r>
-        <w:rPr>
-          <w:rFonts w:ascii="Times New Roman" w:hAnsi="Times New Roman" w:cs="Times New Roman"/>
-          <w:noProof w:val="0"/>
-          <w:rtl w:val="0"/>
-          <w:cs w:val="0"/>
-        </w:rPr>
-        <w:t xml:space="preserve"> </w:t>
-      </w:r>
-    </w:p>
-    <w:p>
-      <w:pPr>
-        <w:pStyle w:val="P1"/>
-        <w:widowControl w:val="0"/>
-      </w:pPr>
-    </w:p>
-    <w:p>
-      <w:pPr>
-        <w:pStyle w:val="P1"/>
-        <w:widowControl w:val="0"/>
-        <w:rPr>
-          <w:rFonts w:ascii="Times New Roman" w:hAnsi="Times New Roman" w:cs="Times New Roman"/>
-          <w:noProof w:val="0"/>
-          <w:rtl w:val="0"/>
-          <w:cs w:val="0"/>
-          <w:lang w:val="en-US" w:bidi="en-US" w:eastAsia="en-US"/>
-        </w:rPr>
-      </w:pPr>
-      <w:r>
-        <w:rPr>
-          <w:rFonts w:ascii="Times New Roman" w:hAnsi="Times New Roman" w:cs="Times New Roman"/>
-          <w:b w:val="1"/>
-          <w:noProof w:val="0"/>
-          <w:rtl w:val="0"/>
-          <w:cs w:val="0"/>
-          <w:lang w:val="en-US" w:bidi="en-US" w:eastAsia="en-US"/>
-        </w:rPr>
-        <w:t>Data Center Technician</w:t>
-      </w:r>
-      <w:r>
-        <w:rPr>
-          <w:rtl w:val="0"/>
-          <w:lang w:val="en-US" w:bidi="en-US" w:eastAsia="en-US"/>
-        </w:rPr>
-        <w:t xml:space="preserve">, </w:t>
-      </w:r>
-      <w:r>
-        <w:rPr>
-          <w:rFonts w:ascii="Times New Roman" w:hAnsi="Times New Roman" w:cs="Times New Roman"/>
-          <w:noProof w:val="0"/>
-          <w:rtl w:val="0"/>
-          <w:cs w:val="0"/>
-          <w:lang w:val="en-US" w:bidi="en-US" w:eastAsia="en-US"/>
-        </w:rPr>
-        <w:t>Asiancom America Inc. 2025 Project</w:t>
-      </w:r>
-      <w:r>
-        <w:rPr>
-          <w:rFonts w:ascii="Times New Roman" w:hAnsi="Times New Roman" w:cs="Times New Roman"/>
-          <w:noProof w:val="0"/>
-          <w:rtl w:val="0"/>
-          <w:cs w:val="0"/>
-        </w:rPr>
-        <w:t xml:space="preserve"> </w:t>
-      </w:r>
-      <w:r>
-        <w:rPr>
-          <w:rFonts w:ascii="Times New Roman" w:hAnsi="Times New Roman" w:cs="Times New Roman"/>
-          <w:noProof w:val="0"/>
-          <w:rtl w:val="0"/>
-          <w:cs w:val="0"/>
-          <w:lang w:val="en-US" w:bidi="en-US" w:eastAsia="en-US"/>
-        </w:rPr>
-        <w:t>Atlanta</w:t>
-      </w:r>
-      <w:r>
-        <w:rPr>
-          <w:rFonts w:ascii="Times New Roman" w:hAnsi="Times New Roman" w:cs="Times New Roman"/>
-          <w:noProof w:val="0"/>
-          <w:rtl w:val="0"/>
-          <w:cs w:val="0"/>
-        </w:rPr>
-        <w:t xml:space="preserve">, </w:t>
-      </w:r>
-      <w:r>
-        <w:rPr>
-          <w:rFonts w:ascii="Times New Roman" w:hAnsi="Times New Roman" w:cs="Times New Roman"/>
-          <w:noProof w:val="0"/>
-          <w:rtl w:val="0"/>
-          <w:cs w:val="0"/>
-          <w:lang w:val="en-US" w:bidi="en-US" w:eastAsia="en-US"/>
-        </w:rPr>
-        <w:t>GA</w:t>
-      </w:r>
-      <w:bookmarkStart w:id="7" w:name="_dx_frag_EndFragment"/>
-      <w:bookmarkEnd w:id="7"/>
-    </w:p>
-    <w:p>
-      <w:pPr>
-        <w:spacing w:lineRule="auto" w:line="240" w:before="0" w:after="0" w:beforeAutospacing="0" w:afterAutospacing="0"/>
-        <w:ind w:firstLine="0" w:left="0" w:right="0"/>
-        <w:jc w:val="left"/>
-        <w:rPr>
-          <w:rFonts w:ascii="Times New Roman" w:hAnsi="Times New Roman" w:cs="Times New Roman" w:eastAsiaTheme="minorEastAsia"/>
-          <w:b w:val="0"/>
-          <w:noProof w:val="0"/>
-          <w:color w:val="auto"/>
-          <w:sz w:val="24"/>
-          <w:szCs w:val="24"/>
-          <w:shd w:val="clear" w:color="auto" w:fill="auto"/>
-          <w:vertAlign w:val="baseline"/>
-          <w:rtl w:val="0"/>
-          <w:cs w:val="0"/>
-          <w:spacing w:val="0"/>
-          <w:position w:val="0"/>
-        </w:rPr>
-      </w:pPr>
-      <w:r>
-        <w:rPr>
-          <w:rFonts w:ascii="Times New Roman" w:hAnsi="Times New Roman" w:cs="Times New Roman" w:eastAsiaTheme="minorEastAsia"/>
-          <w:b w:val="0"/>
-          <w:noProof w:val="0"/>
-          <w:sz w:val="24"/>
-          <w:szCs w:val="24"/>
-          <w:vertAlign w:val="baseline"/>
-          <w:rtl w:val="0"/>
-          <w:cs w:val="0"/>
-          <w:lang w:val="en-US" w:bidi="en-US" w:eastAsia="en-US"/>
-        </w:rPr>
-        <w:t xml:space="preserve">Working in a data center as a cable technician, </w:t>
-      </w:r>
-      <w:r>
-        <w:rPr>
-          <w:rFonts w:ascii="Times New Roman" w:hAnsi="Times New Roman" w:cs="Times New Roman" w:eastAsiaTheme="minorEastAsia"/>
-          <w:b w:val="0"/>
-          <w:noProof w:val="0"/>
-          <w:color w:val="auto"/>
-          <w:sz w:val="24"/>
-          <w:szCs w:val="24"/>
-          <w:shd w:val="clear" w:color="auto" w:fill="auto"/>
-          <w:vertAlign w:val="baseline"/>
-          <w:rtl w:val="0"/>
-          <w:cs w:val="0"/>
-          <w:spacing w:val="0"/>
-          <w:position w:val="0"/>
-        </w:rPr>
-        <w:t>Run and organize network cables within and between data center racks;</w:t>
-      </w:r>
-      <w:r>
-        <w:rPr>
-          <w:rFonts w:ascii="Times New Roman" w:hAnsi="Times New Roman" w:cs="Times New Roman" w:eastAsiaTheme="minorEastAsia"/>
-          <w:b w:val="0"/>
-          <w:noProof w:val="0"/>
-          <w:color w:val="auto"/>
-          <w:sz w:val="24"/>
-          <w:szCs w:val="24"/>
-          <w:shd w:val="clear" w:color="auto" w:fill="auto"/>
-          <w:vertAlign w:val="baseline"/>
-          <w:rtl w:val="0"/>
-          <w:cs w:val="0"/>
-          <w:spacing w:val="0"/>
-          <w:position w:val="0"/>
-          <w:lang w:val="en-US" w:bidi="en-US" w:eastAsia="en-US"/>
-        </w:rPr>
-        <w:t xml:space="preserve"> </w:t>
-      </w:r>
-      <w:r>
-        <w:rPr>
-          <w:rFonts w:ascii="Times New Roman" w:hAnsi="Times New Roman" w:cs="Times New Roman" w:eastAsiaTheme="minorEastAsia"/>
-          <w:b w:val="0"/>
-          <w:noProof w:val="0"/>
-          <w:color w:val="auto"/>
-          <w:sz w:val="24"/>
-          <w:szCs w:val="24"/>
-          <w:shd w:val="clear" w:color="auto" w:fill="auto"/>
-          <w:vertAlign w:val="baseline"/>
-          <w:rtl w:val="0"/>
-          <w:cs w:val="0"/>
-          <w:spacing w:val="0"/>
-          <w:position w:val="0"/>
-        </w:rPr>
-        <w:t>Identify and handle different types of network cables;</w:t>
-      </w:r>
-    </w:p>
-    <w:p>
-      <w:pPr>
-        <w:spacing w:lineRule="auto" w:line="240" w:before="0" w:after="0" w:beforeAutospacing="0" w:afterAutospacing="0"/>
-        <w:ind w:firstLine="0" w:left="0" w:right="0"/>
-        <w:jc w:val="left"/>
-        <w:rPr>
-          <w:rFonts w:ascii="Times New Roman" w:hAnsi="Times New Roman" w:cs="Times New Roman" w:eastAsiaTheme="minorEastAsia"/>
-          <w:b w:val="0"/>
-          <w:noProof w:val="0"/>
-          <w:color w:val="auto"/>
-          <w:sz w:val="24"/>
-          <w:szCs w:val="24"/>
-          <w:shd w:val="clear" w:color="auto" w:fill="auto"/>
-          <w:vertAlign w:val="baseline"/>
-          <w:rtl w:val="0"/>
-          <w:cs w:val="0"/>
-          <w:spacing w:val="0"/>
-          <w:position w:val="0"/>
-        </w:rPr>
-      </w:pPr>
-      <w:r>
-        <w:rPr>
-          <w:rFonts w:ascii="Times New Roman" w:hAnsi="Times New Roman" w:cs="Times New Roman" w:eastAsiaTheme="minorEastAsia"/>
-          <w:b w:val="0"/>
-          <w:noProof w:val="0"/>
-          <w:color w:val="auto"/>
-          <w:sz w:val="24"/>
-          <w:szCs w:val="24"/>
-          <w:shd w:val="clear" w:color="auto" w:fill="auto"/>
-          <w:vertAlign w:val="baseline"/>
-          <w:rtl w:val="0"/>
-          <w:cs w:val="0"/>
-          <w:spacing w:val="0"/>
-          <w:position w:val="0"/>
-        </w:rPr>
-        <w:t>Keep the work environment clean and organized.</w:t>
-      </w:r>
-    </w:p>
-    <w:p>
-      <w:pPr>
-        <w:pStyle w:val="P1"/>
-        <w:widowControl w:val="0"/>
-        <w:rPr>
-          <w:rtl w:val="0"/>
-          <w:lang w:val="en-US" w:bidi="en-US" w:eastAsia="en-US"/>
-        </w:rPr>
-      </w:pPr>
-    </w:p>
-    <w:p>
-      <w:pPr>
-        <w:pStyle w:val="P1"/>
-        <w:widowControl w:val="0"/>
-        <w:rPr>
-          <w:rFonts w:ascii="Times New Roman" w:hAnsi="Times New Roman" w:cs="Times New Roman"/>
-          <w:noProof w:val="0"/>
-          <w:rtl w:val="0"/>
-          <w:cs w:val="0"/>
-          <w:lang w:val="en-US" w:bidi="en-US" w:eastAsia="en-US"/>
-        </w:rPr>
-      </w:pPr>
-      <w:r>
-        <w:rPr>
-          <w:rFonts w:ascii="Times New Roman" w:hAnsi="Times New Roman" w:cs="Times New Roman"/>
-          <w:b w:val="1"/>
-          <w:noProof w:val="0"/>
-          <w:rtl w:val="0"/>
-          <w:cs w:val="0"/>
-          <w:lang w:val="en-US" w:bidi="en-US" w:eastAsia="en-US"/>
-        </w:rPr>
-        <w:t>Data Network</w:t>
-      </w:r>
-      <w:r>
-        <w:rPr>
-          <w:rtl w:val="0"/>
-          <w:lang w:val="en-US" w:bidi="en-US" w:eastAsia="en-US"/>
-        </w:rPr>
-        <w:t xml:space="preserve">, </w:t>
-      </w:r>
-      <w:r>
-        <w:rPr>
-          <w:rFonts w:ascii="Times New Roman" w:hAnsi="Times New Roman" w:cs="Times New Roman"/>
-          <w:noProof w:val="0"/>
-          <w:rtl w:val="0"/>
-          <w:cs w:val="0"/>
-          <w:lang w:val="en-US" w:bidi="en-US" w:eastAsia="en-US"/>
-        </w:rPr>
-        <w:t>Bellsouth Universal Telecom LLC, 2024, Atlanta, GA</w:t>
-      </w:r>
-    </w:p>
-    <w:p>
-      <w:pPr>
-        <w:pStyle w:val="P1"/>
-        <w:widowControl w:val="0"/>
-        <w:rPr>
-          <w:rFonts w:ascii="Times New Roman" w:hAnsi="Times New Roman" w:cs="Times New Roman"/>
-          <w:noProof w:val="0"/>
-          <w:rtl w:val="0"/>
-          <w:cs w:val="0"/>
-          <w:lang w:val="en-US" w:bidi="en-US" w:eastAsia="en-US"/>
-        </w:rPr>
-      </w:pPr>
-      <w:r>
-        <w:rPr>
-          <w:rFonts w:ascii="Times New Roman" w:hAnsi="Times New Roman" w:cs="Times New Roman"/>
-          <w:noProof w:val="0"/>
-          <w:rtl w:val="0"/>
-          <w:cs w:val="0"/>
-          <w:lang w:val="en-US" w:bidi="en-US" w:eastAsia="en-US"/>
-        </w:rPr>
-        <w:t xml:space="preserve">Collecting data from a YP disk, install data into excel sheet, export excel data to bellsouth dialer </w:t>
-      </w:r>
-      <w:r>
-        <w:rPr>
-          <w:rFonts w:ascii="Times New Roman" w:hAnsi="Times New Roman" w:cs="Times New Roman"/>
-          <w:noProof w:val="0"/>
-          <w:rtl w:val="0"/>
-          <w:cs w:val="0"/>
-          <w:lang w:val="en-US" w:bidi="en-US" w:eastAsia="en-US"/>
-        </w:rPr>
-        <w:t xml:space="preserve">network. </w:t>
-      </w:r>
-    </w:p>
-    <w:p>
-      <w:pPr>
-        <w:pStyle w:val="P1"/>
-        <w:widowControl w:val="0"/>
-        <w:rPr>
-          <w:rFonts w:ascii="Times New Roman" w:hAnsi="Times New Roman" w:cs="Times New Roman"/>
-          <w:b w:val="1"/>
-          <w:noProof w:val="0"/>
-          <w:rtl w:val="0"/>
-          <w:cs w:val="0"/>
-          <w:lang w:val="en-US" w:bidi="en-US" w:eastAsia="en-US"/>
-        </w:rPr>
-      </w:pPr>
-    </w:p>
-    <w:p>
-      <w:pPr>
-        <w:pStyle w:val="P1"/>
-        <w:widowControl w:val="0"/>
-        <w:rPr>
-          <w:rFonts w:ascii="Times New Roman" w:hAnsi="Times New Roman" w:cs="Times New Roman"/>
-          <w:b w:val="1"/>
-          <w:noProof w:val="0"/>
-          <w:rtl w:val="0"/>
-          <w:cs w:val="0"/>
-          <w:lang w:val="en-US" w:bidi="en-US" w:eastAsia="en-US"/>
-        </w:rPr>
-      </w:pPr>
-    </w:p>
-    <w:p>
-      <w:pPr>
-        <w:pStyle w:val="P1"/>
-        <w:widowControl w:val="0"/>
-        <w:rPr>
-          <w:rFonts w:ascii="Times New Roman" w:hAnsi="Times New Roman" w:cs="Times New Roman" w:eastAsiaTheme="minorEastAsia"/>
-          <w:noProof w:val="0"/>
-          <w:rtl w:val="0"/>
-          <w:cs w:val="0"/>
-          <w:lang w:val="en-US" w:bidi="en-US" w:eastAsia="en-US"/>
-        </w:rPr>
-      </w:pPr>
-      <w:r>
-        <w:rPr>
-          <w:rFonts w:ascii="Times New Roman" w:hAnsi="Times New Roman" w:cs="Times New Roman"/>
-          <w:b w:val="1"/>
-          <w:noProof w:val="0"/>
-          <w:rtl w:val="0"/>
-          <w:cs w:val="0"/>
-          <w:lang w:val="en-US" w:bidi="en-US" w:eastAsia="en-US"/>
-        </w:rPr>
-        <w:t>Graphic Design</w:t>
-      </w:r>
-      <w:r>
-        <w:rPr>
-          <w:rtl w:val="0"/>
-          <w:lang w:val="en-US" w:bidi="en-US" w:eastAsia="en-US"/>
-        </w:rPr>
-        <w:t xml:space="preserve">, </w:t>
-      </w:r>
-      <w:r>
-        <w:rPr>
-          <w:rFonts w:ascii="Times New Roman" w:hAnsi="Times New Roman" w:cs="Times New Roman" w:eastAsiaTheme="minorEastAsia"/>
-          <w:noProof w:val="0"/>
-          <w:rtl w:val="0"/>
-          <w:cs w:val="0"/>
-          <w:lang w:val="en-US" w:bidi="en-US" w:eastAsia="en-US"/>
-        </w:rPr>
-        <w:t>Chinese Yellow Pages - SouthEast LLC, 2018 - 2020, Atlanta, GA</w:t>
-      </w:r>
-    </w:p>
-    <w:p>
-      <w:pPr>
-        <w:spacing w:lineRule="auto" w:line="240" w:before="0" w:after="0" w:beforeAutospacing="0" w:afterAutospacing="0"/>
-        <w:ind w:firstLine="0" w:left="0" w:right="0"/>
-        <w:jc w:val="left"/>
-        <w:rPr>
-          <w:rFonts w:ascii="Times New Roman" w:hAnsi="Times New Roman" w:cs="Times New Roman" w:eastAsiaTheme="minorEastAsia"/>
-          <w:noProof w:val="0"/>
-          <w:color w:val="auto"/>
-          <w:sz w:val="24"/>
-          <w:shd w:val="clear" w:color="auto" w:fill="auto"/>
-          <w:rtl w:val="0"/>
-          <w:cs w:val="0"/>
-          <w:spacing w:val="0"/>
-          <w:position w:val="0"/>
-          <w:lang w:val="en-US" w:bidi="en-US" w:eastAsia="en-US"/>
-        </w:rPr>
-      </w:pPr>
-      <w:r>
-        <w:rPr>
-          <w:rFonts w:ascii="Times New Roman" w:hAnsi="Times New Roman" w:cs="Times New Roman" w:eastAsiaTheme="minorEastAsia"/>
-          <w:noProof w:val="0"/>
-          <w:color w:val="auto"/>
-          <w:sz w:val="24"/>
-          <w:shd w:val="clear" w:color="auto" w:fill="auto"/>
-          <w:rtl w:val="0"/>
-          <w:cs w:val="0"/>
-          <w:spacing w:val="0"/>
-          <w:position w:val="0"/>
-        </w:rPr>
-        <w:t xml:space="preserve">Copywriting/Proofreading Chinese YellowPage phone book each page advertising,  mark text/logo print error, correct it in Adobe Indesign, check new incoming advertising order, enter ads order information to online database</w:t>
-      </w:r>
-      <w:r>
-        <w:rPr>
-          <w:rFonts w:ascii="Times New Roman" w:hAnsi="Times New Roman" w:cs="Times New Roman" w:eastAsiaTheme="minorEastAsia"/>
-          <w:noProof w:val="0"/>
-          <w:color w:val="auto"/>
-          <w:sz w:val="24"/>
-          <w:shd w:val="clear" w:color="auto" w:fill="auto"/>
-          <w:rtl w:val="0"/>
-          <w:cs w:val="0"/>
-          <w:spacing w:val="0"/>
-          <w:position w:val="0"/>
-          <w:lang w:val="en-US" w:bidi="en-US" w:eastAsia="en-US"/>
-        </w:rPr>
-        <w:t>.</w:t>
-      </w:r>
-    </w:p>
-    <w:p>
-      <w:pPr>
-        <w:spacing w:lineRule="auto" w:line="240" w:before="0" w:after="0" w:beforeAutospacing="0" w:afterAutospacing="0"/>
-        <w:ind w:firstLine="0" w:left="0" w:right="0"/>
-        <w:jc w:val="left"/>
-        <w:rPr>
-          <w:rFonts w:ascii="Calibri" w:hAnsi="Calibri" w:cs="Calibri" w:eastAsia="Calibri"/>
-          <w:color w:val="auto"/>
-          <w:sz w:val="24"/>
-          <w:shd w:val="clear" w:color="auto" w:fill="auto"/>
-          <w:rtl w:val="0"/>
-          <w:spacing w:val="0"/>
-          <w:position w:val="0"/>
-          <w:lang w:val="en-US" w:bidi="en-US" w:eastAsia="en-US"/>
-        </w:rPr>
-      </w:pPr>
-    </w:p>
-    <w:p>
-      <w:pPr>
-        <w:spacing w:lineRule="auto" w:line="240" w:before="0" w:after="0" w:beforeAutospacing="0" w:afterAutospacing="0"/>
-        <w:ind w:firstLine="0" w:left="0" w:right="0"/>
-        <w:jc w:val="left"/>
-        <w:rPr>
-          <w:rFonts w:ascii="Times New Roman" w:hAnsi="Times New Roman" w:cs="Times New Roman" w:eastAsia="Calibri"/>
-          <w:b w:val="0"/>
-          <w:noProof w:val="0"/>
-          <w:color w:val="auto"/>
-          <w:sz w:val="24"/>
-          <w:szCs w:val="24"/>
-          <w:shd w:val="clear" w:color="auto" w:fill="auto"/>
-          <w:rtl w:val="0"/>
-          <w:cs w:val="0"/>
-          <w:spacing w:val="0"/>
-          <w:position w:val="0"/>
-          <w:lang w:val="en-US" w:bidi="en-US" w:eastAsia="en-US"/>
-        </w:rPr>
-      </w:pPr>
-      <w:r>
-        <w:rPr>
-          <w:rFonts w:ascii="Times New Roman" w:hAnsi="Times New Roman" w:cs="Times New Roman" w:eastAsia="Calibri"/>
-          <w:b w:val="1"/>
-          <w:noProof w:val="0"/>
-          <w:color w:val="auto"/>
-          <w:sz w:val="24"/>
-          <w:szCs w:val="24"/>
-          <w:shd w:val="clear" w:color="auto" w:fill="auto"/>
-          <w:rtl w:val="0"/>
-          <w:cs w:val="0"/>
-          <w:spacing w:val="0"/>
-          <w:position w:val="0"/>
-          <w:lang w:val="en-US" w:bidi="en-US" w:eastAsia="en-US"/>
-        </w:rPr>
-        <w:t>Computer Lab Assistant</w:t>
-      </w:r>
-      <w:r>
-        <w:rPr>
-          <w:rFonts w:ascii="Calibri" w:hAnsi="Calibri" w:cs="Calibri" w:eastAsia="Calibri"/>
-          <w:color w:val="auto"/>
-          <w:sz w:val="24"/>
-          <w:shd w:val="clear" w:color="auto" w:fill="auto"/>
-          <w:rtl w:val="0"/>
-          <w:spacing w:val="0"/>
-          <w:position w:val="0"/>
-          <w:lang w:val="en-US" w:bidi="en-US" w:eastAsia="en-US"/>
-        </w:rPr>
-        <w:t xml:space="preserve">, </w:t>
-      </w:r>
-      <w:r>
-        <w:rPr>
-          <w:rFonts w:ascii="Times New Roman" w:hAnsi="Times New Roman" w:cs="Times New Roman" w:eastAsia="Calibri"/>
-          <w:b w:val="0"/>
-          <w:noProof w:val="0"/>
-          <w:color w:val="auto"/>
-          <w:sz w:val="24"/>
-          <w:szCs w:val="24"/>
-          <w:shd w:val="clear" w:color="auto" w:fill="auto"/>
-          <w:rtl w:val="0"/>
-          <w:cs w:val="0"/>
-          <w:spacing w:val="0"/>
-          <w:position w:val="0"/>
-          <w:lang w:val="en-US" w:bidi="en-US" w:eastAsia="en-US"/>
-        </w:rPr>
-        <w:t>University of SouthCarolina, 2015 - 2017, Columbia, SC</w:t>
-      </w:r>
-    </w:p>
-    <w:p>
-      <w:pPr>
-        <w:spacing w:lineRule="auto" w:line="240" w:before="0" w:after="0" w:beforeAutospacing="0" w:afterAutospacing="0"/>
-        <w:ind w:firstLine="0" w:left="0" w:right="0"/>
-        <w:jc w:val="left"/>
-        <w:rPr>
-          <w:rFonts w:ascii="Times New Roman" w:hAnsi="Times New Roman" w:cs="Times New Roman" w:eastAsia="Calibri"/>
-          <w:b w:val="0"/>
-          <w:noProof w:val="0"/>
-          <w:color w:val="auto"/>
-          <w:sz w:val="24"/>
-          <w:szCs w:val="24"/>
-          <w:shd w:val="clear" w:color="auto" w:fill="auto"/>
-          <w:rtl w:val="0"/>
-          <w:cs w:val="0"/>
-          <w:spacing w:val="0"/>
-          <w:position w:val="0"/>
-        </w:rPr>
-      </w:pPr>
-      <w:r>
-        <w:rPr>
-          <w:rFonts w:ascii="Times New Roman" w:hAnsi="Times New Roman" w:cs="Times New Roman" w:eastAsia="Calibri"/>
-          <w:b w:val="0"/>
-          <w:noProof w:val="0"/>
-          <w:color w:val="auto"/>
-          <w:sz w:val="24"/>
-          <w:szCs w:val="24"/>
-          <w:shd w:val="clear" w:color="auto" w:fill="auto"/>
-          <w:rtl w:val="0"/>
-          <w:cs w:val="0"/>
-          <w:spacing w:val="0"/>
-          <w:position w:val="0"/>
-          <w:lang w:val="en-US" w:bidi="en-US" w:eastAsia="en-US"/>
-        </w:rPr>
-        <w:t xml:space="preserve">Taking care university math lab computer lab, instructor students to use computers and software, such as mathlab, splus etc.  </w:t>
-      </w:r>
-    </w:p>
-    <w:p>
-      <w:pPr>
-        <w:pStyle w:val="P1"/>
-        <w:widowControl w:val="0"/>
-        <w:rPr>
-          <w:rFonts w:ascii="Times New Roman" w:hAnsi="Times New Roman" w:cs="Times New Roman" w:eastAsia="Calibri"/>
-          <w:b w:val="0"/>
-          <w:noProof w:val="0"/>
-          <w:szCs w:val="24"/>
-          <w:rtl w:val="0"/>
-          <w:cs w:val="0"/>
-          <w:lang w:val="en-US" w:bidi="en-US" w:eastAsia="en-US"/>
-        </w:rPr>
-      </w:pPr>
-    </w:p>
-    <w:p>
-      <w:pPr>
-        <w:pStyle w:val="P1"/>
-        <w:widowControl w:val="0"/>
-        <w:rPr>
-          <w:rFonts w:ascii="Times New Roman" w:hAnsi="Times New Roman" w:cs="Times New Roman"/>
-          <w:noProof w:val="0"/>
-          <w:rtl w:val="0"/>
-          <w:cs w:val="0"/>
-          <w:lang w:val="en-US" w:bidi="en-US" w:eastAsia="en-US"/>
-        </w:rPr>
-      </w:pPr>
+          <w:lang w:val="en-US" w:bidi="en-US" w:eastAsia="en-US"/>
+        </w:rPr>
+        <w:t xml:space="preserve">Collecting data from a YP disk, install data into excel sheet, export excel data to bellsouth dialer network. </w:t>
+      </w:r>
     </w:p>
     <w:p>
       <w:pPr>
@@ -2033,6 +1058,256 @@
     </w:p>
     <w:p>
       <w:pPr>
+        <w:pStyle w:val="P1"/>
+        <w:widowControl w:val="0"/>
+        <w:rPr>
+          <w:rFonts w:ascii="Times New Roman" w:hAnsi="Times New Roman" w:cs="Times New Roman"/>
+          <w:b w:val="1"/>
+          <w:noProof w:val="0"/>
+          <w:rtl w:val="0"/>
+          <w:cs w:val="0"/>
+          <w:lang w:val="en-US" w:bidi="en-US" w:eastAsia="en-US"/>
+        </w:rPr>
+      </w:pPr>
+    </w:p>
+    <w:p>
+      <w:pPr>
+        <w:pStyle w:val="P1"/>
+        <w:widowControl w:val="0"/>
+        <w:rPr>
+          <w:rFonts w:ascii="Times New Roman" w:hAnsi="Times New Roman" w:cs="Times New Roman"/>
+          <w:b w:val="1"/>
+          <w:noProof w:val="0"/>
+          <w:rtl w:val="0"/>
+          <w:cs w:val="0"/>
+          <w:lang w:val="en-US" w:bidi="en-US" w:eastAsia="en-US"/>
+        </w:rPr>
+      </w:pPr>
+    </w:p>
+    <w:p>
+      <w:pPr>
+        <w:pStyle w:val="P1"/>
+        <w:widowControl w:val="0"/>
+        <w:rPr>
+          <w:rFonts w:ascii="Times New Roman" w:hAnsi="Times New Roman" w:cs="Times New Roman"/>
+          <w:b w:val="1"/>
+          <w:noProof w:val="0"/>
+          <w:rtl w:val="0"/>
+          <w:cs w:val="0"/>
+          <w:lang w:val="en-US" w:bidi="en-US" w:eastAsia="en-US"/>
+        </w:rPr>
+      </w:pPr>
+    </w:p>
+    <w:p>
+      <w:pPr>
+        <w:pStyle w:val="P1"/>
+        <w:widowControl w:val="0"/>
+        <w:rPr>
+          <w:rtl w:val="0"/>
+          <w:lang w:val="en-US" w:bidi="en-US" w:eastAsia="en-US"/>
+        </w:rPr>
+      </w:pPr>
+      <w:r>
+        <w:rPr>
+          <w:rFonts w:ascii="Times New Roman" w:hAnsi="Times New Roman" w:cs="Times New Roman"/>
+          <w:b w:val="1"/>
+          <w:noProof w:val="0"/>
+          <w:rtl w:val="0"/>
+          <w:cs w:val="0"/>
+          <w:lang w:val="en-US" w:bidi="en-US" w:eastAsia="en-US"/>
+        </w:rPr>
+        <w:t>Graphic Design</w:t>
+      </w:r>
+      <w:r>
+        <w:rPr>
+          <w:rtl w:val="0"/>
+          <w:lang w:val="en-US" w:bidi="en-US" w:eastAsia="en-US"/>
+        </w:rPr>
+        <w:t>, Chinese Yellow Pages - SouthEast LLC, 2018 - 2020, Atlanta, GA</w:t>
+      </w:r>
+    </w:p>
+    <w:p>
+      <w:pPr>
+        <w:spacing w:lineRule="auto" w:line="240" w:before="0" w:after="0" w:beforeAutospacing="0" w:afterAutospacing="0"/>
+        <w:ind w:firstLine="0" w:left="0" w:right="0"/>
+        <w:jc w:val="left"/>
+        <w:rPr>
+          <w:rFonts w:ascii="Calibri" w:hAnsi="Calibri" w:cs="Calibri" w:eastAsia="Calibri"/>
+          <w:color w:val="auto"/>
+          <w:sz w:val="24"/>
+          <w:shd w:val="clear" w:color="auto" w:fill="auto"/>
+          <w:rtl w:val="0"/>
+          <w:spacing w:val="0"/>
+          <w:position w:val="0"/>
+          <w:lang w:val="en-US" w:bidi="en-US" w:eastAsia="en-US"/>
+        </w:rPr>
+      </w:pPr>
+      <w:r>
+        <w:rPr>
+          <w:rFonts w:ascii="Calibri" w:hAnsi="Calibri" w:cs="Calibri" w:eastAsia="Calibri"/>
+          <w:color w:val="auto"/>
+          <w:sz w:val="24"/>
+          <w:shd w:val="clear" w:color="auto" w:fill="auto"/>
+          <w:spacing w:val="0"/>
+          <w:position w:val="0"/>
+        </w:rPr>
+        <w:t xml:space="preserve">Copywriting/Proofreading Chinese YellowPage phone book each page advertising,  mark text/logo print error, correct it in Adobe Indesign, check new incoming advertising order, enter ads order information to online database</w:t>
+      </w:r>
+      <w:r>
+        <w:rPr>
+          <w:rFonts w:ascii="Calibri" w:hAnsi="Calibri" w:cs="Calibri" w:eastAsia="Calibri"/>
+          <w:color w:val="auto"/>
+          <w:sz w:val="24"/>
+          <w:shd w:val="clear" w:color="auto" w:fill="auto"/>
+          <w:rtl w:val="0"/>
+          <w:spacing w:val="0"/>
+          <w:position w:val="0"/>
+          <w:lang w:val="en-US" w:bidi="en-US" w:eastAsia="en-US"/>
+        </w:rPr>
+        <w:t>.</w:t>
+      </w:r>
+    </w:p>
+    <w:p>
+      <w:pPr>
+        <w:spacing w:lineRule="auto" w:line="240" w:before="0" w:after="0" w:beforeAutospacing="0" w:afterAutospacing="0"/>
+        <w:ind w:firstLine="0" w:left="0" w:right="0"/>
+        <w:jc w:val="left"/>
+        <w:rPr>
+          <w:rFonts w:ascii="Calibri" w:hAnsi="Calibri" w:cs="Calibri" w:eastAsia="Calibri"/>
+          <w:color w:val="auto"/>
+          <w:sz w:val="24"/>
+          <w:shd w:val="clear" w:color="auto" w:fill="auto"/>
+          <w:rtl w:val="0"/>
+          <w:spacing w:val="0"/>
+          <w:position w:val="0"/>
+          <w:lang w:val="en-US" w:bidi="en-US" w:eastAsia="en-US"/>
+        </w:rPr>
+      </w:pPr>
+    </w:p>
+    <w:p>
+      <w:pPr>
+        <w:spacing w:lineRule="auto" w:line="240" w:before="0" w:after="0" w:beforeAutospacing="0" w:afterAutospacing="0"/>
+        <w:ind w:firstLine="0" w:left="0" w:right="0"/>
+        <w:jc w:val="left"/>
+        <w:rPr>
+          <w:rFonts w:ascii="Calibri" w:hAnsi="Calibri" w:cs="Calibri" w:eastAsia="Calibri"/>
+          <w:color w:val="auto"/>
+          <w:sz w:val="24"/>
+          <w:shd w:val="clear" w:color="auto" w:fill="auto"/>
+          <w:rtl w:val="0"/>
+          <w:spacing w:val="0"/>
+          <w:position w:val="0"/>
+          <w:lang w:val="en-US" w:bidi="en-US" w:eastAsia="en-US"/>
+        </w:rPr>
+      </w:pPr>
+      <w:r>
+        <w:rPr>
+          <w:rFonts w:ascii="Times New Roman" w:hAnsi="Times New Roman" w:cs="Times New Roman" w:eastAsia="Calibri"/>
+          <w:b w:val="1"/>
+          <w:noProof w:val="0"/>
+          <w:color w:val="auto"/>
+          <w:sz w:val="24"/>
+          <w:szCs w:val="24"/>
+          <w:shd w:val="clear" w:color="auto" w:fill="auto"/>
+          <w:rtl w:val="0"/>
+          <w:cs w:val="0"/>
+          <w:spacing w:val="0"/>
+          <w:position w:val="0"/>
+          <w:lang w:val="en-US" w:bidi="en-US" w:eastAsia="en-US"/>
+        </w:rPr>
+        <w:t>Computer Lab Assistant</w:t>
+      </w:r>
+      <w:r>
+        <w:rPr>
+          <w:rFonts w:ascii="Calibri" w:hAnsi="Calibri" w:cs="Calibri" w:eastAsia="Calibri"/>
+          <w:color w:val="auto"/>
+          <w:sz w:val="24"/>
+          <w:shd w:val="clear" w:color="auto" w:fill="auto"/>
+          <w:rtl w:val="0"/>
+          <w:spacing w:val="0"/>
+          <w:position w:val="0"/>
+          <w:lang w:val="en-US" w:bidi="en-US" w:eastAsia="en-US"/>
+        </w:rPr>
+        <w:t>, University of SouthCarolina, 2015 - 2017, Columbia, SC</w:t>
+      </w:r>
+    </w:p>
+    <w:p>
+      <w:pPr>
+        <w:spacing w:lineRule="auto" w:line="240" w:before="0" w:after="0" w:beforeAutospacing="0" w:afterAutospacing="0"/>
+        <w:ind w:firstLine="0" w:left="0" w:right="0"/>
+        <w:jc w:val="left"/>
+        <w:rPr>
+          <w:rFonts w:ascii="Calibri" w:hAnsi="Calibri" w:cs="Calibri" w:eastAsia="Calibri"/>
+          <w:b w:val="1"/>
+          <w:color w:val="auto"/>
+          <w:sz w:val="24"/>
+          <w:shd w:val="clear" w:color="auto" w:fill="auto"/>
+          <w:spacing w:val="0"/>
+          <w:position w:val="0"/>
+        </w:rPr>
+      </w:pPr>
+      <w:r>
+        <w:rPr>
+          <w:rFonts w:ascii="Calibri" w:hAnsi="Calibri" w:cs="Calibri" w:eastAsia="Calibri"/>
+          <w:color w:val="auto"/>
+          <w:sz w:val="24"/>
+          <w:shd w:val="clear" w:color="auto" w:fill="auto"/>
+          <w:rtl w:val="0"/>
+          <w:spacing w:val="0"/>
+          <w:position w:val="0"/>
+          <w:lang w:val="en-US" w:bidi="en-US" w:eastAsia="en-US"/>
+        </w:rPr>
+        <w:t xml:space="preserve">Taking care university math lab computer lab, instructor students to use computers and software, such as mathlab, splus etc.  </w:t>
+      </w:r>
+    </w:p>
+    <w:p>
+      <w:pPr>
+        <w:pStyle w:val="P1"/>
+        <w:widowControl w:val="0"/>
+        <w:rPr>
+          <w:rFonts w:ascii="Times New Roman" w:hAnsi="Times New Roman" w:cs="Times New Roman"/>
+          <w:noProof w:val="0"/>
+          <w:rtl w:val="0"/>
+          <w:cs w:val="0"/>
+          <w:lang w:val="en-US" w:bidi="en-US" w:eastAsia="en-US"/>
+        </w:rPr>
+      </w:pPr>
+    </w:p>
+    <w:p>
+      <w:pPr>
+        <w:pStyle w:val="P1"/>
+        <w:widowControl w:val="0"/>
+        <w:rPr>
+          <w:rFonts w:ascii="Times New Roman" w:hAnsi="Times New Roman" w:cs="Times New Roman"/>
+          <w:noProof w:val="0"/>
+          <w:rtl w:val="0"/>
+          <w:cs w:val="0"/>
+          <w:lang w:val="en-US" w:bidi="en-US" w:eastAsia="en-US"/>
+        </w:rPr>
+      </w:pPr>
+    </w:p>
+    <w:p>
+      <w:pPr>
+        <w:tabs>
+          <w:tab w:val="left" w:pos="5760" w:leader="none"/>
+        </w:tabs>
+        <w:spacing w:lineRule="auto" w:line="240" w:before="0" w:after="0" w:beforeAutospacing="0" w:afterAutospacing="0"/>
+        <w:ind w:firstLine="0" w:left="0" w:right="0"/>
+        <w:jc w:val="left"/>
+        <w:rPr>
+          <w:rFonts w:ascii="Calibri" w:hAnsi="Calibri" w:cs="Calibri" w:eastAsia="Calibri"/>
+          <w:b w:val="1"/>
+          <w:color w:val="auto"/>
+          <w:sz w:val="24"/>
+          <w:u w:val="single"/>
+          <w:shd w:val="clear" w:color="auto" w:fill="auto"/>
+          <w:spacing w:val="0"/>
+          <w:position w:val="0"/>
+        </w:rPr>
+      </w:pPr>
+    </w:p>
+    <w:p>
+      <w:pPr>
         <w:shd w:val="clear" w:fill="auto"/>
         <w:spacing w:lineRule="auto" w:line="276" w:before="0" w:after="200" w:beforeAutospacing="0" w:afterAutospacing="0"/>
         <w:ind w:firstLine="0" w:left="0" w:right="0"/>
@@ -2155,8 +1430,8 @@
         </w:rPr>
         <w:t xml:space="preserve">Google App Script, </w:t>
       </w:r>
-      <w:bookmarkStart w:id="8" w:name="_dx_frag_StartFragment"/>
-      <w:bookmarkEnd w:id="8"/>
+      <w:bookmarkStart w:id="6" w:name="_dx_frag_StartFragment"/>
+      <w:bookmarkEnd w:id="6"/>
       <w:r>
         <w:rPr>
           <w:rFonts w:ascii="Times New Roman" w:hAnsi="Times New Roman" w:cs="Times New Roman" w:eastAsia="Times New Roman"/>
@@ -2174,22 +1449,19 @@
         </w:rPr>
         <w:t xml:space="preserve">HTML5, CSS3, JavaScript, jQuery, React, GIT, UI, UX. </w:t>
       </w:r>
-      <w:bookmarkStart w:id="9" w:name="_dx_frag_EndFragment"/>
-      <w:bookmarkEnd w:id="9"/>
-    </w:p>
-    <w:p>
-      <w:pPr>
-        <w:spacing w:lineRule="auto" w:line="276" w:before="0" w:after="200" w:beforeAutospacing="0" w:afterAutospacing="0"/>
-        <w:ind w:firstLine="0" w:left="0" w:right="0"/>
-        <w:jc w:val="left"/>
-        <w:rPr>
-          <w:rFonts w:ascii="Times New Roman" w:hAnsi="Times New Roman" w:cs="Times New Roman" w:eastAsia="Times New Roman"/>
-          <w:noProof w:val="0"/>
-          <w:color w:val="auto"/>
-          <w:sz w:val="24"/>
-          <w:shd w:val="clear" w:color="auto" w:fill="auto"/>
-          <w:rtl w:val="0"/>
-          <w:cs w:val="0"/>
+      <w:bookmarkStart w:id="7" w:name="_dx_frag_EndFragment"/>
+      <w:bookmarkEnd w:id="7"/>
+    </w:p>
+    <w:p>
+      <w:pPr>
+        <w:spacing w:lineRule="auto" w:line="276" w:before="0" w:after="200" w:beforeAutospacing="0" w:afterAutospacing="0"/>
+        <w:ind w:firstLine="0" w:left="0" w:right="0"/>
+        <w:jc w:val="left"/>
+        <w:rPr>
+          <w:rFonts w:ascii="Calibri" w:hAnsi="Calibri" w:cs="Calibri" w:eastAsia="Calibri"/>
+          <w:color w:val="auto"/>
+          <w:sz w:val="22"/>
+          <w:shd w:val="clear" w:color="auto" w:fill="auto"/>
           <w:spacing w:val="0"/>
           <w:position w:val="0"/>
         </w:rPr>
